--- a/arb/docx/50.content.docx
+++ b/arb/docx/50.content.docx
@@ -32,51 +32,16 @@
     </w:p>
     <w:p>
       <w:pPr>
-        <w:pStyle w:val="Heading2"/>
-        <w:bidi/>
-      </w:pPr>
-      <w:r>
-        <w:rPr>
-          <w:lang w:val="ar_AE" w:bidi="ar_AE"/>
-        </w:rPr>
-        <w:t>License Information</w:t>
-      </w:r>
-      <w:r>
-        <w:rPr>
-          <w:lang w:val="ar_AE" w:bidi="ar_AE"/>
-        </w:rPr>
-      </w:r>
-    </w:p>
-    <w:p>
-      <w:pPr>
-        <w:bidi/>
-      </w:pPr>
-      <w:r>
-        <w:rPr>
-          <w:lang w:val="ar_AE" w:bidi="ar_AE"/>
-        </w:rPr>
-      </w:r>
-      <w:r>
-        <w:rPr>
-          <w:b/>
-          <w:lang w:val="ar_AE" w:bidi="ar_AE"/>
-        </w:rPr>
-        <w:t>ملاحظات الترجمة (كلمة متكشفة)</w:t>
-      </w:r>
-      <w:r>
-        <w:rPr>
-          <w:lang w:val="ar_AE" w:bidi="ar_AE"/>
-        </w:rPr>
-        <w:t xml:space="preserve"> (Arabic) is based on</w:t>
-      </w:r>
-      <w:r>
-        <w:rPr>
-          <w:lang w:val="ar_AE" w:bidi="ar_AE"/>
-        </w:rPr>
-        <w:t xml:space="preserve">: </w:t>
-      </w:r>
-      <w:r>
-        <w:rPr>
+        <w:bidi/>
+      </w:pPr>
+      <w:r>
+        <w:rPr>
+          <w:lang w:val="ar_AE" w:bidi="ar_AE"/>
+        </w:rPr>
+      </w:r>
+      <w:r>
+        <w:rPr>
+          <w:b/>
           <w:lang w:val="ar_AE" w:bidi="ar_AE"/>
         </w:rPr>
         <w:t>unfoldingWord® Translation Notes</w:t>
@@ -85,64 +50,31 @@
         <w:rPr>
           <w:lang w:val="ar_AE" w:bidi="ar_AE"/>
         </w:rPr>
-        <w:t xml:space="preserve">, </w:t>
-      </w:r>
-      <w:hyperlink r:id="rId13">
-        <w:r>
-          <w:rPr>
-            <w:lang w:val="ar_AE" w:bidi="ar_AE"/>
-          </w:rPr>
-          <w:rPr>
-            <w:color w:val="0000EE"/>
-            <w:u w:val="single"/>
-          </w:rPr>
-          <w:t>unfoldingWord</w:t>
-        </w:r>
-      </w:hyperlink>
-      <w:r>
-        <w:rPr>
-          <w:lang w:val="ar_AE" w:bidi="ar_AE"/>
-        </w:rPr>
-        <w:t xml:space="preserve">, 2022, which is licensed under a </w:t>
-      </w:r>
-      <w:hyperlink r:id="rId14">
-        <w:r>
-          <w:rPr>
-            <w:lang w:val="ar_AE" w:bidi="ar_AE"/>
-          </w:rPr>
-          <w:rPr>
-            <w:color w:val="0000EE"/>
-            <w:u w:val="single"/>
-          </w:rPr>
-          <w:t>CC BY-SA 4.0 license</w:t>
-        </w:r>
-      </w:hyperlink>
-      <w:r>
-        <w:rPr>
-          <w:lang w:val="ar_AE" w:bidi="ar_AE"/>
-        </w:rPr>
-        <w:t>.</w:t>
-      </w:r>
-      <w:r>
-        <w:rPr>
-          <w:lang w:val="ar_AE" w:bidi="ar_AE"/>
-        </w:rPr>
-      </w:r>
-    </w:p>
-    <w:p>
-      <w:pPr>
-        <w:bidi/>
-      </w:pPr>
-      <w:r>
-        <w:rPr>
-          <w:lang w:val="ar_AE" w:bidi="ar_AE"/>
-        </w:rPr>
-      </w:r>
-      <w:r>
-        <w:rPr>
-          <w:lang w:val="ar_AE" w:bidi="ar_AE"/>
-        </w:rPr>
-        <w:t>This PDF version is provided under the same license.</w:t>
+        <w:t xml:space="preserve"> © 2022 unfoldingWord. Released under CC BY-SA 4.0 license. </w:t>
+      </w:r>
+      <w:r>
+        <w:rPr>
+          <w:lang w:val="ar_AE" w:bidi="ar_AE"/>
+        </w:rPr>
+        <w:t>unfoldingWord® Translation Notes</w:t>
+      </w:r>
+      <w:r>
+        <w:rPr>
+          <w:lang w:val="ar_AE" w:bidi="ar_AE"/>
+        </w:rPr>
+        <w:t xml:space="preserve"> has been adapted in the following languages: Tok Pisin, Arabic (عربي), French (Français), Hindi (हिंदी), Indonesian (Bahasa Indonesia), Portuguese (Português), Russian (Русский), Spanish (Español), Swahili (Kiswahili), and Simplified Chinese (简体中文) from </w:t>
+      </w:r>
+      <w:r>
+        <w:rPr>
+          <w:lang w:val="ar_AE" w:bidi="ar_AE"/>
+        </w:rPr>
+        <w:t>unfoldingWord® Translation Notes</w:t>
+      </w:r>
+      <w:r>
+        <w:rPr>
+          <w:lang w:val="ar_AE" w:bidi="ar_AE"/>
+        </w:rPr>
+        <w:t xml:space="preserve"> © 2022 unfoldingWord. Released under CC BY-SA 4.0 license by Mission Mutual</w:t>
       </w:r>
       <w:r>
         <w:rPr>
@@ -584,7 +516,7 @@
         </w:rPr>
         <w:t xml:space="preserve">هنا إلى المسيحيين في فيلبي وهو بصيغة الجمع في اللغة الأصلية التي كتب بها بولس. عبر هذه الرسالة، باستثناء حالة واحدة، ضمائر المخاطب هي بصيغة الجمع "أنتم" و"لكم" وتشير إلى المسيحيين في فيلبي. إذا كانت لغتك تستخدم صيغًا مختلفة لإظهار متى تشير ضمائر المخاطب إلى شخص واحد ومتى تشير إلى أكثر من شخص، فاستخدم صيغة الجمع المناسبة في لغتك في هذه الحالة وفي جميع الحالات الأخرى لكلمة "أنتم" و"لكم" في هذه الرسالة، باستثناء في </w:t>
       </w:r>
-      <w:hyperlink r:id="rId15">
+      <w:hyperlink r:id="rId13">
         <w:r>
           <w:rPr>
             <w:lang w:val="ar_AE" w:bidi="ar_AE"/>
@@ -602,7 +534,7 @@
         </w:rPr>
         <w:t xml:space="preserve">. ستناقش ملاحظة هذا الاستثناء الوحيد في </w:t>
       </w:r>
-      <w:hyperlink r:id="rId15">
+      <w:hyperlink r:id="rId13">
         <w:r>
           <w:rPr>
             <w:lang w:val="ar_AE" w:bidi="ar_AE"/>
@@ -1142,7 +1074,7 @@
         </w:rPr>
         <w:t xml:space="preserve"> في </w:t>
       </w:r>
-      <w:hyperlink r:id="rId16">
+      <w:hyperlink r:id="rId14">
         <w:r>
           <w:rPr>
             <w:lang w:val="ar_AE" w:bidi="ar_AE"/>
@@ -1186,7 +1118,7 @@
         </w:rPr>
         <w:t xml:space="preserve"> يأتي بصيغة الجمع ويشير إلى مؤمني فيلبي، باستثناء استخدام واحد في </w:t>
       </w:r>
-      <w:hyperlink r:id="rId15">
+      <w:hyperlink r:id="rId13">
         <w:r>
           <w:rPr>
             <w:lang w:val="ar_AE" w:bidi="ar_AE"/>
@@ -1454,7 +1386,7 @@
         </w:rPr>
         <w:t xml:space="preserve"> هنا هو في صيغة الجمع ويشير إلى المسيحيين في فيلبي. في هذه الرسالة، باستثناء حالة واحدة، نجد أن الضمائر "أنتم" و"لكم" بصيغة الجمع دائمًا، وتشير دائمًا إلى المسيحيين في فيلبي. إذا كانت لغتك تستخدم أشكالًا مختلفة لتوضيح متى تشير ضمائر المخاطب إلى شخص واحد ومتى تشير إلى أكثر من شخص، فاستخدم صيغة الجمع المناسبة في لغتك في هذه الحالة وفي جميع الحالات الأخرى لكلمتي "أنتم" و"لكم" في هذه الرسالة، باستثناء في </w:t>
       </w:r>
-      <w:hyperlink r:id="rId15">
+      <w:hyperlink r:id="rId13">
         <w:r>
           <w:rPr>
             <w:lang w:val="ar_AE" w:bidi="ar_AE"/>
@@ -1472,7 +1404,7 @@
         </w:rPr>
         <w:t xml:space="preserve">. ستناقش ملاحظة مثل هذه، الاستثناء الوحيد الموجود في </w:t>
       </w:r>
-      <w:hyperlink r:id="rId15">
+      <w:hyperlink r:id="rId13">
         <w:r>
           <w:rPr>
             <w:lang w:val="ar_AE" w:bidi="ar_AE"/>
@@ -1626,7 +1558,7 @@
         </w:rPr>
         <w:t xml:space="preserve"> تشير إلى تعاون أهل فيلبي مع بولس في مختلف الأمور المتعلقة بنشر الإنجيل. يتضمن ذلك الهدايا المالية التي أرسلوها إلى بولس (انظر: </w:t>
       </w:r>
-      <w:hyperlink r:id="rId17">
+      <w:hyperlink r:id="rId15">
         <w:r>
           <w:rPr>
             <w:lang w:val="ar_AE" w:bidi="ar_AE"/>
@@ -2437,7 +2369,7 @@
         </w:rPr>
         <w:t xml:space="preserve">لاحظ كيف ترجمت الضمير المخاطب في </w:t>
       </w:r>
-      <w:hyperlink r:id="rId16">
+      <w:hyperlink r:id="rId14">
         <w:r>
           <w:rPr>
             <w:lang w:val="ar_AE" w:bidi="ar_AE"/>
@@ -3907,7 +3839,7 @@
         </w:rPr>
         <w:t xml:space="preserve"> في </w:t>
       </w:r>
-      <w:hyperlink r:id="rId18">
+      <w:hyperlink r:id="rId16">
         <w:r>
           <w:rPr>
             <w:lang w:val="ar_AE" w:bidi="ar_AE"/>
@@ -6042,7 +5974,7 @@
         </w:rPr>
         <w:t xml:space="preserve">. انظر كيف ترجمت هذه العبارة في </w:t>
       </w:r>
-      <w:hyperlink r:id="rId19">
+      <w:hyperlink r:id="rId17">
         <w:r>
           <w:rPr>
             <w:lang w:val="ar_AE" w:bidi="ar_AE"/>
@@ -6315,7 +6247,7 @@
         </w:rPr>
         <w:t xml:space="preserve"> في الآية السابقة </w:t>
       </w:r>
-      <w:hyperlink r:id="rId20">
+      <w:hyperlink r:id="rId18">
         <w:r>
           <w:rPr>
             <w:lang w:val="ar_AE" w:bidi="ar_AE"/>
@@ -6842,7 +6774,7 @@
         </w:rPr>
         <w:t xml:space="preserve"> في </w:t>
       </w:r>
-      <w:hyperlink r:id="rId19">
+      <w:hyperlink r:id="rId17">
         <w:r>
           <w:rPr>
             <w:lang w:val="ar_AE" w:bidi="ar_AE"/>
@@ -6860,7 +6792,7 @@
         </w:rPr>
         <w:t xml:space="preserve"> و </w:t>
       </w:r>
-      <w:hyperlink r:id="rId21">
+      <w:hyperlink r:id="rId19">
         <w:r>
           <w:rPr>
             <w:lang w:val="ar_AE" w:bidi="ar_AE"/>
@@ -7106,7 +7038,7 @@
         </w:rPr>
         <w:t xml:space="preserve">ابتداءً من هذه الآية وحتى نهاية </w:t>
       </w:r>
-      <w:hyperlink r:id="rId22">
+      <w:hyperlink r:id="rId20">
         <w:r>
           <w:rPr>
             <w:lang w:val="ar_AE" w:bidi="ar_AE"/>
@@ -7124,7 +7056,7 @@
         </w:rPr>
         <w:t xml:space="preserve">، يستخدم بولس أسلوبًا شعريًا يُسمى الجناس المعكوس، والذي قد يكون مربكًا في بعض اللغات. قد تحتاج إلى إعادة ترتيب بعض عناصر الجمل في </w:t>
       </w:r>
-      <w:hyperlink r:id="rId23">
+      <w:hyperlink r:id="rId21">
         <w:r>
           <w:rPr>
             <w:lang w:val="ar_AE" w:bidi="ar_AE"/>
@@ -7886,7 +7818,7 @@
         </w:rPr>
         <w:t xml:space="preserve">يتحدث بولس عن الإنجيل وكأنه مكان أو شخص يمكن مهاجمته. إذا كان هذا يسبب لك الارتباك في لغتك، يمكنك استخدام لغة صريحة. انظر كيف ترجمت "الْمُحَامَاةِ عَنِ الإِنْجِيلِ وَتَثْبِيتِهِ" في </w:t>
       </w:r>
-      <w:hyperlink r:id="rId19">
+      <w:hyperlink r:id="rId17">
         <w:r>
           <w:rPr>
             <w:lang w:val="ar_AE" w:bidi="ar_AE"/>
@@ -8131,7 +8063,7 @@
         </w:rPr>
         <w:t xml:space="preserve">" في </w:t>
       </w:r>
-      <w:hyperlink r:id="rId19">
+      <w:hyperlink r:id="rId17">
         <w:r>
           <w:rPr>
             <w:lang w:val="ar_AE" w:bidi="ar_AE"/>
@@ -8458,7 +8390,7 @@
         </w:rPr>
         <w:t xml:space="preserve"> في </w:t>
       </w:r>
-      <w:hyperlink r:id="rId19">
+      <w:hyperlink r:id="rId17">
         <w:r>
           <w:rPr>
             <w:lang w:val="ar_AE" w:bidi="ar_AE"/>
@@ -8476,7 +8408,7 @@
         </w:rPr>
         <w:t xml:space="preserve"> و </w:t>
       </w:r>
-      <w:hyperlink r:id="rId21">
+      <w:hyperlink r:id="rId19">
         <w:r>
           <w:rPr>
             <w:lang w:val="ar_AE" w:bidi="ar_AE"/>
@@ -9832,7 +9764,7 @@
         </w:rPr>
         <w:t xml:space="preserve"> لأنه بجسده الأرضي كان سيخدم الله على الأرض حتى مماته، كما يوضح بمزيد من التفصيل في </w:t>
       </w:r>
-      <w:hyperlink r:id="rId24">
+      <w:hyperlink r:id="rId22">
         <w:r>
           <w:rPr>
             <w:lang w:val="ar_AE" w:bidi="ar_AE"/>
@@ -11695,7 +11627,7 @@
         </w:rPr>
         <w:t xml:space="preserve"> في </w:t>
       </w:r>
-      <w:hyperlink r:id="rId25">
+      <w:hyperlink r:id="rId23">
         <w:r>
           <w:rPr>
             <w:lang w:val="ar_AE" w:bidi="ar_AE"/>
@@ -11974,7 +11906,7 @@
         </w:rPr>
         <w:t xml:space="preserve"> </w:t>
       </w:r>
-      <w:hyperlink r:id="rId18">
+      <w:hyperlink r:id="rId16">
         <w:r>
           <w:rPr>
             <w:lang w:val="ar_AE" w:bidi="ar_AE"/>
@@ -12106,7 +12038,7 @@
         </w:rPr>
         <w:t xml:space="preserve"> يشير إلى </w:t>
       </w:r>
-      <w:hyperlink r:id="rId26">
+      <w:hyperlink r:id="rId24">
         <w:r>
           <w:rPr>
             <w:lang w:val="ar_AE" w:bidi="ar_AE"/>
@@ -12409,7 +12341,7 @@
         </w:rPr>
         <w:t xml:space="preserve"> في </w:t>
       </w:r>
-      <w:hyperlink r:id="rId26">
+      <w:hyperlink r:id="rId24">
         <w:r>
           <w:rPr>
             <w:lang w:val="ar_AE" w:bidi="ar_AE"/>
@@ -12656,7 +12588,7 @@
         </w:rPr>
         <w:t xml:space="preserve">لاحظ كيف ترجمت ضمير المخاطب في </w:t>
       </w:r>
-      <w:hyperlink r:id="rId16">
+      <w:hyperlink r:id="rId14">
         <w:r>
           <w:rPr>
             <w:lang w:val="ar_AE" w:bidi="ar_AE"/>
@@ -13090,7 +13022,7 @@
         </w:rPr>
         <w:t xml:space="preserve"> في </w:t>
       </w:r>
-      <w:hyperlink r:id="rId18">
+      <w:hyperlink r:id="rId16">
         <w:r>
           <w:rPr>
             <w:lang w:val="ar_AE" w:bidi="ar_AE"/>
@@ -13357,7 +13289,7 @@
         </w:rPr>
         <w:t xml:space="preserve"> تشير هنا إلى أن ما يلي هو الهدف لما سبق. كان هدف بولس من البقاء على قيد الحياة (</w:t>
       </w:r>
-      <w:hyperlink r:id="rId27">
+      <w:hyperlink r:id="rId25">
         <w:r>
           <w:rPr>
             <w:lang w:val="ar_AE" w:bidi="ar_AE"/>
@@ -13647,7 +13579,7 @@
         </w:rPr>
         <w:t xml:space="preserve"> هنا تصف سفر بولس من منظور أهل فيلبي. في لغتك، قد يكون من الأنسب وصف سفره من منظور بولس واستخدام كلمة مثل "الذهاب". هنا وفي الآية </w:t>
       </w:r>
-      <w:hyperlink r:id="rId28">
+      <w:hyperlink r:id="rId26">
         <w:r>
           <w:rPr>
             <w:lang w:val="ar_AE" w:bidi="ar_AE"/>
@@ -13976,7 +13908,7 @@
         </w:rPr>
         <w:t xml:space="preserve"> إلى سفر بولس إلى مكان إقامة أهل فيلبي وزيارتهم. انظر كيف ترجمت شكل هذه الكلمة في الآية السابقة، </w:t>
       </w:r>
-      <w:hyperlink r:id="rId29">
+      <w:hyperlink r:id="rId27">
         <w:r>
           <w:rPr>
             <w:lang w:val="ar_AE" w:bidi="ar_AE"/>
@@ -20501,7 +20433,7 @@
         </w:rPr>
         <w:t xml:space="preserve"> تباينًا بين المقطع السابق في </w:t>
       </w:r>
-      <w:hyperlink r:id="rId30">
+      <w:hyperlink r:id="rId28">
         <w:r>
           <w:rPr>
             <w:lang w:val="ar_AE" w:bidi="ar_AE"/>
@@ -22448,7 +22380,7 @@
         </w:rPr>
         <w:t xml:space="preserve"> تقدم هنا نتيجة تواضع الرب يسوع، كما وُصف في </w:t>
       </w:r>
-      <w:hyperlink r:id="rId31">
+      <w:hyperlink r:id="rId29">
         <w:r>
           <w:rPr>
             <w:lang w:val="ar_AE" w:bidi="ar_AE"/>
@@ -22852,7 +22784,7 @@
         </w:rPr>
         <w:t xml:space="preserve"> تربط هذه الآية بالآية السابقة، </w:t>
       </w:r>
-      <w:hyperlink r:id="rId32">
+      <w:hyperlink r:id="rId30">
         <w:r>
           <w:rPr>
             <w:lang w:val="ar_AE" w:bidi="ar_AE"/>
@@ -22870,7 +22802,7 @@
         </w:rPr>
         <w:t xml:space="preserve"> وتوضح أن هذه الآية والآية التالية هما نتيجة للآية </w:t>
       </w:r>
-      <w:hyperlink r:id="rId32">
+      <w:hyperlink r:id="rId30">
         <w:r>
           <w:rPr>
             <w:lang w:val="ar_AE" w:bidi="ar_AE"/>
@@ -23844,7 +23776,7 @@
         </w:rPr>
         <w:t xml:space="preserve"> تُبيّن أن ما يليها هو النتيجة المرجوة لما سبقها في </w:t>
       </w:r>
-      <w:hyperlink r:id="rId33">
+      <w:hyperlink r:id="rId31">
         <w:r>
           <w:rPr>
             <w:lang w:val="ar_AE" w:bidi="ar_AE"/>
@@ -26798,7 +26730,7 @@
         </w:rPr>
         <w:t xml:space="preserve"> يقدم بولس سببًا يجعله من الواجب على المؤمنين في فيلبي أن يسعوا للعيش وفق الأمور التي طلب منهم للتو القيام بها في </w:t>
       </w:r>
-      <w:hyperlink r:id="rId34">
+      <w:hyperlink r:id="rId32">
         <w:r>
           <w:rPr>
             <w:lang w:val="ar_AE" w:bidi="ar_AE"/>
@@ -27902,7 +27834,7 @@
         </w:rPr>
         <w:t xml:space="preserve"> تربط فكرة السعي والتعب من أجل تقدم الإنجيل، التي ناقشها بولس في </w:t>
       </w:r>
-      <w:hyperlink r:id="rId35">
+      <w:hyperlink r:id="rId33">
         <w:r>
           <w:rPr>
             <w:lang w:val="ar_AE" w:bidi="ar_AE"/>
@@ -28743,7 +28675,7 @@
         </w:rPr>
         <w:t xml:space="preserve"> تعبر عن تلخيص بولس لموقفه تجاه عمله الجاد وآلامه من أجل أهل فيلبي، والتي يصفها في </w:t>
       </w:r>
-      <w:hyperlink r:id="rId35">
+      <w:hyperlink r:id="rId33">
         <w:r>
           <w:rPr>
             <w:lang w:val="ar_AE" w:bidi="ar_AE"/>
@@ -28881,7 +28813,7 @@
         </w:rPr>
         <w:t xml:space="preserve"> إلى فرح المسيحيين من أهل فيلبي بنفس الطريقة التي قال بولس عنها أنه سيفرح بها في الآية السابقة </w:t>
       </w:r>
-      <w:hyperlink r:id="rId36">
+      <w:hyperlink r:id="rId34">
         <w:r>
           <w:rPr>
             <w:lang w:val="ar_AE" w:bidi="ar_AE"/>
@@ -33751,7 +33683,7 @@
         </w:rPr>
         <w:t xml:space="preserve"> هنا ليشير إلى أي مؤمن زميل في المسيح. يمكنك الإشارة إلى ذلك صراحة، إذا لم يكن هذا مفهومًا في لغتك. انظر كيف ترجمت هذه الكلمة في </w:t>
       </w:r>
-      <w:hyperlink r:id="rId20">
+      <w:hyperlink r:id="rId18">
         <w:r>
           <w:rPr>
             <w:lang w:val="ar_AE" w:bidi="ar_AE"/>
@@ -36027,7 +35959,7 @@
         </w:rPr>
         <w:t xml:space="preserve">يستعرض بولس مؤهلاته الخاصة باستخدام موقف افتراضي، ليبين أنه إذا كان حفظ الناموس يمكن أن يكسب حافظه رضا الله، سيكون لديه سبب للتفاخر أكثر من أي شخص آخر . هدفه هو تعليم مؤمني فيلبي أن عليهم الثقة في المسيح وحده، وعدم الاتكال على أشياء أخرى لكسب رضا الله. يشرح بولس الرسول في </w:t>
       </w:r>
-      <w:hyperlink r:id="rId37">
+      <w:hyperlink r:id="rId35">
         <w:r>
           <w:rPr>
             <w:lang w:val="ar_AE" w:bidi="ar_AE"/>
@@ -37180,7 +37112,7 @@
         </w:rPr>
         <w:t xml:space="preserve">هذه الآية بأكملها هي رد بولس على الأمور السبعة التي ذكرها في </w:t>
       </w:r>
-      <w:hyperlink r:id="rId38">
+      <w:hyperlink r:id="rId36">
         <w:r>
           <w:rPr>
             <w:lang w:val="ar_AE" w:bidi="ar_AE"/>
@@ -37483,7 +37415,7 @@
         </w:rPr>
         <w:t xml:space="preserve"> هنا تحديدًا إلى قائمة الأشياء السبعة التي ذكرها بولس للتو في </w:t>
       </w:r>
-      <w:hyperlink r:id="rId38">
+      <w:hyperlink r:id="rId36">
         <w:r>
           <w:rPr>
             <w:lang w:val="ar_AE" w:bidi="ar_AE"/>
@@ -37918,7 +37850,7 @@
         </w:rPr>
         <w:t xml:space="preserve">في هذه الآية، يواصل بولس استخدام الاستعارة من عالم العمل التي بدأها في </w:t>
       </w:r>
-      <w:hyperlink r:id="rId39">
+      <w:hyperlink r:id="rId37">
         <w:r>
           <w:rPr>
             <w:lang w:val="ar_AE" w:bidi="ar_AE"/>
@@ -38055,7 +37987,7 @@
         </w:rPr>
         <w:t xml:space="preserve"> في </w:t>
       </w:r>
-      <w:hyperlink r:id="rId39">
+      <w:hyperlink r:id="rId37">
         <w:r>
           <w:rPr>
             <w:lang w:val="ar_AE" w:bidi="ar_AE"/>
@@ -38187,7 +38119,7 @@
         </w:rPr>
         <w:t xml:space="preserve"> في </w:t>
       </w:r>
-      <w:hyperlink r:id="rId39">
+      <w:hyperlink r:id="rId37">
         <w:r>
           <w:rPr>
             <w:lang w:val="ar_AE" w:bidi="ar_AE"/>
@@ -38875,7 +38807,7 @@
         </w:rPr>
         <w:t xml:space="preserve"> سابقًا في هذه الآية وفي </w:t>
       </w:r>
-      <w:hyperlink r:id="rId39">
+      <w:hyperlink r:id="rId37">
         <w:r>
           <w:rPr>
             <w:lang w:val="ar_AE" w:bidi="ar_AE"/>
@@ -39012,7 +38944,7 @@
         </w:rPr>
         <w:t xml:space="preserve"> في وقت سابق من هذه الآية وفي </w:t>
       </w:r>
-      <w:hyperlink r:id="rId39">
+      <w:hyperlink r:id="rId37">
         <w:r>
           <w:rPr>
             <w:lang w:val="ar_AE" w:bidi="ar_AE"/>
@@ -39276,7 +39208,7 @@
         </w:rPr>
         <w:t xml:space="preserve"> في </w:t>
       </w:r>
-      <w:hyperlink r:id="rId39">
+      <w:hyperlink r:id="rId37">
         <w:r>
           <w:rPr>
             <w:lang w:val="ar_AE" w:bidi="ar_AE"/>
@@ -40901,7 +40833,7 @@
         </w:rPr>
         <w:t xml:space="preserve">انظر كيف ترجمت كلمة "المعرفة" في </w:t>
       </w:r>
-      <w:hyperlink r:id="rId40">
+      <w:hyperlink r:id="rId38">
         <w:r>
           <w:rPr>
             <w:lang w:val="ar_AE" w:bidi="ar_AE"/>
@@ -42625,7 +42557,7 @@
         </w:rPr>
         <w:t xml:space="preserve"> في </w:t>
       </w:r>
-      <w:hyperlink r:id="rId20">
+      <w:hyperlink r:id="rId18">
         <w:r>
           <w:rPr>
             <w:lang w:val="ar_AE" w:bidi="ar_AE"/>
@@ -42643,7 +42575,7 @@
         </w:rPr>
         <w:t xml:space="preserve"> و</w:t>
       </w:r>
-      <w:hyperlink r:id="rId41">
+      <w:hyperlink r:id="rId39">
         <w:r>
           <w:rPr>
             <w:lang w:val="ar_AE" w:bidi="ar_AE"/>
@@ -43060,7 +42992,7 @@
         </w:rPr>
         <w:t xml:space="preserve">يستخدم بولس صورة متسابق يركض في سباق للفوز بجائزة. يصور بولس نفسه كعداء في هذه الاستعارة، ويستمر في استخدام هذه الاستعارة حتى نهاية </w:t>
       </w:r>
-      <w:hyperlink r:id="rId42">
+      <w:hyperlink r:id="rId40">
         <w:r>
           <w:rPr>
             <w:lang w:val="ar_AE" w:bidi="ar_AE"/>
@@ -44190,7 +44122,7 @@
         </w:rPr>
         <w:t xml:space="preserve"> إلى أن بولس ينتقل من تعليم أهل فيلبي باستخدام اختباره الشخصي (</w:t>
       </w:r>
-      <w:hyperlink r:id="rId43">
+      <w:hyperlink r:id="rId41">
         <w:r>
           <w:rPr>
             <w:lang w:val="ar_AE" w:bidi="ar_AE"/>
@@ -44208,7 +44140,7 @@
         </w:rPr>
         <w:t>) إلى حثهم (</w:t>
       </w:r>
-      <w:hyperlink r:id="rId44">
+      <w:hyperlink r:id="rId42">
         <w:r>
           <w:rPr>
             <w:lang w:val="ar_AE" w:bidi="ar_AE"/>
@@ -45152,7 +45084,7 @@
         </w:rPr>
         <w:t xml:space="preserve"> في </w:t>
       </w:r>
-      <w:hyperlink r:id="rId20">
+      <w:hyperlink r:id="rId18">
         <w:r>
           <w:rPr>
             <w:lang w:val="ar_AE" w:bidi="ar_AE"/>
@@ -47925,7 +47857,7 @@
         </w:rPr>
         <w:t xml:space="preserve"> في </w:t>
       </w:r>
-      <w:hyperlink r:id="rId20">
+      <w:hyperlink r:id="rId18">
         <w:r>
           <w:rPr>
             <w:lang w:val="ar_AE" w:bidi="ar_AE"/>
@@ -48735,7 +48667,7 @@
         </w:rPr>
         <w:t xml:space="preserve"> يمكن أن تشير إلى: (1) ما يأتي قبلها، وفي هذه الحالة ستعني العبارة "بالطريقة التي شرحتها لكم للتو". الترجمة البديلة: "اثبتوا في الرب بالطريقة التي شرحتها لكم للتو، أيها الأحباء". (2) ما يأمر به بولس مسيحيي فيلبي في </w:t>
       </w:r>
-      <w:hyperlink r:id="rId45">
+      <w:hyperlink r:id="rId43">
         <w:r>
           <w:rPr>
             <w:lang w:val="ar_AE" w:bidi="ar_AE"/>
@@ -49898,7 +49830,7 @@
         </w:rPr>
         <w:t xml:space="preserve"> في </w:t>
       </w:r>
-      <w:hyperlink r:id="rId18">
+      <w:hyperlink r:id="rId16">
         <w:r>
           <w:rPr>
             <w:lang w:val="ar_AE" w:bidi="ar_AE"/>
@@ -50244,7 +50176,7 @@
         </w:rPr>
         <w:t xml:space="preserve"> في </w:t>
       </w:r>
-      <w:hyperlink r:id="rId41">
+      <w:hyperlink r:id="rId39">
         <w:r>
           <w:rPr>
             <w:lang w:val="ar_AE" w:bidi="ar_AE"/>
@@ -53071,7 +53003,7 @@
         </w:rPr>
         <w:t xml:space="preserve"> في </w:t>
       </w:r>
-      <w:hyperlink r:id="rId46">
+      <w:hyperlink r:id="rId44">
         <w:r>
           <w:rPr>
             <w:lang w:val="ar_AE" w:bidi="ar_AE"/>
@@ -53287,7 +53219,7 @@
         </w:rPr>
         <w:t xml:space="preserve"> في </w:t>
       </w:r>
-      <w:hyperlink r:id="rId20">
+      <w:hyperlink r:id="rId18">
         <w:r>
           <w:rPr>
             <w:lang w:val="ar_AE" w:bidi="ar_AE"/>
@@ -54946,7 +54878,7 @@
         </w:rPr>
         <w:t xml:space="preserve"> في </w:t>
       </w:r>
-      <w:hyperlink r:id="rId47">
+      <w:hyperlink r:id="rId45">
         <w:r>
           <w:rPr>
             <w:lang w:val="ar_AE" w:bidi="ar_AE"/>
@@ -57780,7 +57712,7 @@
         </w:rPr>
         <w:t xml:space="preserve"> في </w:t>
       </w:r>
-      <w:hyperlink r:id="rId18">
+      <w:hyperlink r:id="rId16">
         <w:r>
           <w:rPr>
             <w:lang w:val="ar_AE" w:bidi="ar_AE"/>
@@ -57798,7 +57730,7 @@
         </w:rPr>
         <w:t xml:space="preserve"> و</w:t>
       </w:r>
-      <w:hyperlink r:id="rId15">
+      <w:hyperlink r:id="rId13">
         <w:r>
           <w:rPr>
             <w:lang w:val="ar_AE" w:bidi="ar_AE"/>
@@ -58838,7 +58770,7 @@
         </w:rPr>
         <w:t xml:space="preserve"> التي يحتاجها من مؤمني فيلبي، وبالتالي لديه ما يكفي من زاد. الترجمة البديلة: "لدي كل ما أحتاجه وأنا راضٍ". (2) أن بولس يواصل استعارة العمل من </w:t>
       </w:r>
-      <w:hyperlink r:id="rId48">
+      <w:hyperlink r:id="rId46">
         <w:r>
           <w:rPr>
             <w:lang w:val="ar_AE" w:bidi="ar_AE"/>
@@ -59241,7 +59173,7 @@
         </w:rPr>
         <w:t xml:space="preserve">هو اسم رجل. انظر كيف ترجمت اسمه في </w:t>
       </w:r>
-      <w:hyperlink r:id="rId49">
+      <w:hyperlink r:id="rId47">
         <w:r>
           <w:rPr>
             <w:lang w:val="ar_AE" w:bidi="ar_AE"/>
@@ -60067,7 +59999,7 @@
         </w:rPr>
         <w:t xml:space="preserve"> في </w:t>
       </w:r>
-      <w:hyperlink r:id="rId20">
+      <w:hyperlink r:id="rId18">
         <w:r>
           <w:rPr>
             <w:lang w:val="ar_AE" w:bidi="ar_AE"/>
@@ -60220,7 +60152,7 @@
         </w:rPr>
         <w:t xml:space="preserve"> في </w:t>
       </w:r>
-      <w:hyperlink r:id="rId20">
+      <w:hyperlink r:id="rId18">
         <w:r>
           <w:rPr>
             <w:lang w:val="ar_AE" w:bidi="ar_AE"/>

--- a/arb/docx/50.content.docx
+++ b/arb/docx/50.content.docx
@@ -152,13 +152,6 @@
         <w:rPr>
           <w:lang w:val="ar_AE" w:bidi="ar_AE"/>
         </w:rPr>
-      </w:r>
-      <w:r>
-        <w:rPr>
-          <w:i/>
-          <w:lang w:val="ar_AE" w:bidi="ar_AE"/>
-        </w:rPr>
-        <w:t>فيلبي 1:1 (#1), فيلبي 1: 2 (#1), فيلبي 1: 2 (#2), فيلبي ١: ٢ (#٣), فيلبي 1: 3 (#1), فيلبي 1: 3 (#2), فيلبي 1: 3 (#3), فيلبي 1: 5 (#1), فيلبي 1: 5 (#2), فيلبي 1: 5 (#3), فيلبي 1: 5 (#4), فيلبي 1: 5 (#5), فيلبي 1: 6 (#1), فيلبي 1: 6 (#2), فيلبي 1: 6 (#3), فيلبي 1: 6 (#4), فيلبي 1: 6 (#5), فيلبي ١: ٦ (#٦), فيلبي ١: ٧ (#١), فيلبي ١: ٧ (#٢), فيلبي ١: ٧ (#٣), فيلبي 1: 7 (#4), فيلبي 1: 7 (#5), فيلبي 1: 8 (#1), فيلبي 1: 8 (#2), فيلبي 1: 9 (#1), فيلبي 1: 9 (#2), فيلبي 1: 9 (#3), فيلبي 1: 10 (#1), فيلبي ١: ١٠ (#٢), فيلبي 1: 10 (#3), فيلبي ١: ١١ (#١), فيلبي ١: ١١ (#٢), فيلبي 1: 11 (#3), فيلبي 1: 11 (#4), فيلبي 1: 11 (#5), فيلبي 1: 12 (#1), فيلبي 1: 12 (#2), فيلبي ١ :١٢ (#٣), فيلبي 1: 12 (#4), فيلبي ١: ١٣ (#١), فيلبي ١: ١٣ (#٢), فيلبي ١: ١٣ (#٣), فيلبي 1: 14 (#1), فيلبي 1: 14 (#2), فيلبي ١: ١٤ (#٣), فيلبي ١: ١٤ (#٤), فيلبي 1: 14 (#5), فيلبي 1: 14 (#6), فيلبي 1: 15 (#1), فيلبي 1: 15 (#2), فيلبي 1: 15 (#3), فيلبي ١: ١٥ (#٤), فيلبي 1: 16 (#1), فيلبي 1: 16 (#2), فيلبي 1: 17, فيلبي 1: 17, فيلبي 1: 17, فيلبي 1: 17 (#1), فيلبي ١: 16, فيلبي 1: 16 (#3), فيلبي 1: 16 (#4), فيلبي 1: 18 (#1), فيلبي 1: 18 (#2), فيلبي 1: 18 (#3), فيلبي 1: 19 (#1), فيلبي 1: 19 (#2), فيلبي ١ :١٩ (#٣), فيلبي 1: 20 (#1), فيلبي 1: 20 (#2), فيلبي 1: 20 (#3), فيلبي 1: 20 (#4), فيلبي 1: 20 (#5), فيلبي 1: 20 (#6), فيلبي 1: 21 (#1), فيلبي ١: ٢٢ (#1), فيلبي 1: 22 (#2), فيلبي 1: 22 (#3), فيلبي 1: 23 (#1), فيلبي 1: 23 (#2), فيلبي ١: ٢٣ (#٣), فيلبي ١: ٢٣ (#٤), فيلبي ١: ٢٣ (#٥), فيلبي 1: 24 (#1), فيلبي 1: 24 (#2), فيلبي 1: 24 (#3), فيلبي 1: 25 (#1), فيلبي 1 :25 (#2), فيلبي 1: 25 (#3), فيلبي 1: 25 (#4), فيلبي ١: ٢٥ (#٥), فيلبي 1: 25 (#6), فيلبي 1: 25 (#7), فيلبي 1: 25 (#8), فيلبي 1: 25 (#9), فيلبي 1: 26 (#1), فيلبي 1: 26 (#2), فيلبي 1: 26 (#3), فيلبي 1: 26 (#4), فيلبي 1: 27 (#1), فيلبي 1: 27 (#2), فيلبي 1: 27 (#3), فيلبي 1: 27 (#4), فيلبي 1: 27 (#5), فيلبي 1: 27 (#6), فيلبي 1: 27 (#7), فيلبي 1: 28 (#1), فيلبي 1: 28 (#2), فيلبي 1: 28 (#3), فيلبي 1: 28 (#4), فيلبي 1: 28 (#5), فيلبي 1: 29 (#1), فيلبي 1: 30 (#1), فيلبي 1: 30 (#2), فيلبي 1:30 (#3), فيلبي ٢: ١ (#١), فيلبي ٢: ١ (#٢), فيلبي 2: 1 (#3), فيلبي ٢: ١ (#٤), فيلبي ٢: ١ (#٥), فيلبي ٢: ١ (#٦), فيلبي 2: 1 (#7), فيلبي 2: 1 (#8), فيلبي ٢: ١ (#٩), فيلبي 2: 1 (#10), فيلبي 2: 1 (#11), فيلبي 2: 1 (#12), فيلبي ٢: ١ (#١٣), فيلبي 2: 2 (#1), فيلبي ٢: ٢ (#٢), فيلبي ٢: ٢ (#٣), فيلبي ٢:٢ (#٤), فيلبي ٢:٢ (#٥), فيلبي ٢: ٣ (#١), فيلبي ٢: ٣ (#٢), فيلبي ٢: ٣ (#٣), فيلبي 2: 3 (#4), فيلبي 2: 4 (#1), فيلبي 2: 4 (#2), فيلبي 2: 4 (#3), فيلبي ٢: ٤ (#٤), فيلبي 2: 4 (#5), فيلبي ٢: ٥ (#١), فيلبي 2: 5 (#2), فيلبي 2: 5 (#3), فيلبي 2: 5 (#4), فيلبي 2: 6 (#1), فيلبي 2: 6 (#2), فيلبي 2: 6 (#3), فيلبي ٢: ٧ (#١), فيلبي 2: 7 (#2), فيلبي 2: 7 (#3), فيلبي ٢: ٧ (#٤), فيلبي ٢: ٧ (#٥), فيلبي 2: 7 (#6), فيلبي 2: 7 (#7), فيلبي 2: 7 (#8), فيلبي 2: 7 (#9), فيلبي ٢: ٨ (#١), فيلبي ٢: ٨ (#٢), فيلبي 2: 8 (#3), فيلبي 2: 8 (#4), فيلبي ٢: ٨ (#٥), فيلبي 2: 9 (#1), فيلبي 2: 9 (#2), فيلبي 2: 9 (#3), فيلبي 2: 10 (#1), فيلبي ٢: ١٠ (#٢), فيلبي 2: 10 (#3), فيلبي 2: 10 (#4), فيلبي 2: 11 (#1), فيلبي ٢: ١١ (#٢), فيلبي 2: 11 (#3), فيلبي 2: 12 (#1), فيلبي 2: 12 (#2), فيلبي 2: 12 (#3), فيلبي 2: 12 (#4), فيلبي 2: 12 (#5), فيلبي 2: 12 (#6), فيلبي 2: 13 (#1), فيلبي ٢: ١٣ (#٢), فيلبي 2: 13 (#3), فيلبي 2: 14 (#1), فيلبي 2: 15 (#1), فيلبي ٢: ١٥ (#٢), فيلبي ٢: ١٥ (#٣), فيلبي 2: 15 (#4), فيلبي ٢: ١٥ (#٥), فيلبي 2: 15 (#6), فيلبي 2: 16 (#1), فيلبي 2: 16 (#2), فيلبي ٢: ١٦ (#٣), فيلبي ٢: ١٦ (#٤), فيلبي 2: 16 (#5), فيلبي 2: 16 (#6), فيلبي 2: 16 (#7), فيلبي 2: 16 (#8), فيلبي ٢: ١٦ (#٩), فيلبي 2: 16 (#10), فيلبي 2: 16 (#11), فيلبي 2: 16 (#12), فيلبي 2: 16 (#13), فيلبي 2: 16 (#14), فيلبي ٢: ١٧ (#١), فيلبي 2: 17 (#2), فيلبي ٢: ١٧ (#٣), فيلبي 2: 17 (#4), فيلبي ٢: ١٧ (#٥), فيلبي ٢: ١٧ (#٦), فيلبي ٢: ١٧ (#٧), فيلبي 2: 18 (#1), فيلبي 2: 18 (#2), فيلبي 2: 19 (#1), فيلبي 2: 20 (#1), فيلبي ٢: ٢١ (#١), فيلبي 2: 22 (#1), فيلبي 2: 22 (#2), فيلبي 2: 22 (#3), فيلبي 2: 24 (#1), فيلبي 2: 24 (#2), فيلبي 2: 24 (#3), فيلبي ٢: ٢٥ (#١), فيلبي 2: 25 (#2), فيلبي 2: 25 (#3), فيلبي ٢: ٢٥ (#٤), فيلبي 2: 26 (#1), فيلبي 2: 26 (#2), فيلبي 2: 27 (#1), فيلبي ٢: ٢٧ (#٢), فيلبي ٢: ٢٧ (#٣), فيلبي ٢: ٢٧ (#٤), فيلبي 2: 27 (#5), فيلبي 2: 28 (#1), فيلبي ٢: ٢٨ (#٢), فيلبي ٢: ٢٩ (#١), فيلبي ٢: ٢٩ (#٢), فيلبي 2: 29 (#3), فيلبي 2: 29 (#4), فيلبي 2: 30 (#1), فيلبي 2: 30 (#2), فيلبي 2: 30 (#3), فيلبي 2: 30 (#4), فيلبي 2: 30 (#5), فيلبي 2: 30 (#6), فيلبي 2: 30 (#7), فيلبي 3: 1 (#1), فيلبي ٣: ١ (#٢), فيلبي 3: 1 (#3), فيلبي 3: 1 (#4), فيلبي 3: 2 (#1), فيلبي 3: 2 (#2), فيلبي 3: 2 (#3), فيلبي 3: 2 (#4), فيلبي 3: 2 (#5), فيلبي 3: 2 (#6), فيلبي 3: 2 (#7), فيلبي 3: 3 (#1), فيلبي 3: 3 (#2), فيلبي 3: 3 (#3), فيلبي 3: 3 (#4), فيلبي 3: 3 (#5), فيلبي 3: 3 (#6), فيلبي 3: 4 (#1), فيلبي ٣: ٥ (#١), فيلبي ٣: ٥ (#٢), فيلبي 3: 5 (#3), فيلبي 3: 5 (#4), فيلبي ٣: ٦ (#١), فيلبي 3: 6 (#2), فيلبي 3: 6 (#3), فيلبي 3: 6 (#4), فيلبي 3: 7 (#1), فيلبي ٣: ٧ (#٢), فيلبي 3: 7 (#3), فيلبي 3: 7 (#4), فيلبي 3: 7 (#5), فيلبي 3: 8 (#1), فيلبي 3: 8 (#2), فيلبي 3: 8 (#3), فيلبي 3: 8 (#4), فيلبي ٣: ٨ (#٥), فيلبي 3: 8 (#6), فيلبي 3: 8 (#7), فيلبي 3: 8 (#8), فيلبي 3: 8 (#9), فيلبي ٣: ٨ (#١٠), فيلبي ٣: ٨ (#١١), فيلبي 3: 8 (#12), فيلبي 3: 9 (#1), فيلبي 3: 9 (#2), فيلبي 3: 9 (#3), فيلبي ٣: ٩ (#٤), فيلبي ٣: ٩ (#٥), فيلبي 3: 9 (#6), فيلبي 3: 9 (#7), فيلبي 3: 10 (#1), فيلبي ٣: ١٠ (#٢), فيلبي 3: 10 (#3), فيلبي 3: 10 (#4), فيلبي 3: 10 (#5), فيلبي ٣: ١٠ (#٦), فيلبي 3: 10 (#7), فيلبي 3: 10 (#8), فيلبي 3: 10 (#9), فيلبي 3: 10 (#10), فيلبي 3: 11 (#1), فيلبي 3: 12 (#1), فيلبي 3: 12 (#2), فيلبي 3: 12 (#3), فيلبي 3: 12 (#4), فيلبي 3: 12 (#5), فيلبي 3 :13 (#1), فيلبي 3: 13 (#2), فيلبي 3: 13 (#3), فيلبي 3: 13 (#4), فيلبي 3: 14 (#1), فيلبي 3: 14 (#2), فيلبي 3: 14 (#3), فيلبي 3: 14 (#4), فيلبي 3: 14 (#5), فيلبي 3: 14 (#6), فيلبي ٣: ١٥ (#١), فيلبي ٣: ١٥ (#٢), فيلبي 3: 15 (#3), فيلبي 3: 15 (#4), فيلبي 3: 16 (#1), فيلبي 3: 16 (#2), فيلبي ٣: ١٧ (#١), فيلبي 3: 17 (#2), فيلبي 3: 17 (#3), فيلبي 3: 17 (#4), فيلبي ٣: ١٧ (#٥), فيلبي 3: 18 (#1), فيلبي 3: 18 (#2), فيلبي ٣: ١٨ (#٣), فيلبي 3: 18 (#4), فيلبي 3: 19 (#1), فيلبي ٣: ١٩ (#٢), فيلبي 3: 19 (#3), فيلبي ٣: ١٩ (#٤), فيلبي 3: 19 (#5), فيلبي 3: 19 (#6), فيلبي ٣: ١٩ (#٧), فيلبي 3: 19 (#8), فيلبي 3: 20 (#1), فيلبي 3: 20 (#2), فيلبي 3: 21 (#1), فيلبي ٣: ٢١ (#٢), فيلبي 4: 1 (#1), فيلبي ٤: ١ (#٢), فيلبي 4: 1 (#3), فيلبي 4: 1 (#4), فيلبي 4: 1 (#5), فيلبي 4: 1 (#6), فيلبي 4: 1 (#7), فيلبي ٤: ١ (#٨), فيلبي ٤: ١ (#٩), فيلبي 4: 1 (#10), فيلبي 4: 1 (#11), فيلبي 4: 2 (#1), فيلبي ٤: ٣ (#١), فيلبي 4: 3 (#2), فيلبي 4:3 (#3), فيلبي 4: 3 (#4), فيلبي 4: 3 (#5), فيلبي 4: 3 (#6), فيلبي 4: 3 (#7), فيلبي 4: 4 (#1), فيلبي 4:4 (#2), فيلبي 4: 5 (#1), فيلبي 4: 5 (#2), فيلبي 4: 5 (#3), فيلبي 4: 6 (#1), فيلبي 4: 6 (#2), فيلبي 4: 6 (#3), فيلبي 4: 6 (#4), فيلبي 4: 6 (#5), فيلبي 4: 6 (#6), فيلبي 4: 6 (#7), فيلبي 4: 6 (#8), فيلبي 4: 6 (#9), فيلبي ٤ :٧ (#١), فيلبي ٤: ٧ (#٢), فيلبي ٤: ٧ (#٣), فيلبي ٤: ٧ (#٤), فيلبي ٤: ٧ (#٥), فيلبي 4: 7 (#6), فيلبي 4: 7 (#7), فيلبي 4: 8 (#1), فيلبي 4: 8 (#2), فيلبي 4: 8 (#3), فيلبي 4: 8 (#4), فيلبي 4: 8 (#5), فيلبي 4: 8 (#6), فيلبي 4: 8 (#7), فيلبي 4: 8 (#8), فيلبي 4: 9 (#1), فيلبي 4: 9 (#2), فيلبي 4: 9 (#3), فيلبي 4: 9 (#4), فيلبي 4: 9 (#5), فيلبي 4: 9 (#6), فيلبي 4: 9 (#7), فيلبي 4: 10 (#1), فيلبي 4: 10 (#2), فيلبي 4: 10 (#3), فيلبي 4: 10 (#4), فيلبي 4: 11 (#1), فيلبي 4: 11 (#2), فيلبي 4: 11 (#3), فيلبي 4: 12 (#1), فيلبي 4: 12 (#2), فيلبي 4: 12 (#3), فيلبي 4: 12 (#4), فيلبي 4: 12 (#5), فيلبي 4: 12 (#6), فيلبي 4: 12 (#7), فيلبي 4: 12 (#8), فيلبي 4: 12 (#9), فيلبي 4: 13 (#1), فيلبي ٤: ١٣ (#٢), فيلبي 4: 14 (#1), فيلبي 4: 14 (#2), فيلبي 4: 14 (#3), فيلبي 4: 15 (#1), فيلبي 4: 15 (#2), فيلبي 4: 15 (#3), فيلبي 4: 15 (#4), فيلبي 4: 15 (#5), فيلبي 4: 16 (#1), فيلبي 4: 16 (#2), فيلبي 4: 16 (#3), فيلبي 4: 17 (#1), فيلبي 4: 18 (#1), فيلبي 4: 18 (#2), فيلبي 4: 18 (#3), فيلبي 4: 18 (#4), فيلبي 4: 18 (#5), فيلبي 4: 19 (#1), فيلبي 4: 19 (#2), فيلبي 4: 20 (#1), فيلبي 4: 21 (#1), فيلبي 4: 21 (#2), فيلبي 4: 21 (#3), فيلبي 4: 22 (#1), فيلبي 4: 23 (#1), فيلبي 4: 23 (#2)</w:t>
       </w:r>
       <w:r>
         <w:rPr>

--- a/arb/docx/50.content.docx
+++ b/arb/docx/50.content.docx
@@ -22,7 +22,7 @@
         <w:rPr>
           <w:lang w:val="ar_AE" w:bidi="ar_AE"/>
         </w:rPr>
-        <w:t>Resource: ملاحظات الترجمة (كلمة متكشفة)</w:t>
+        <w:t>Resource: unfoldingWord® Translation Notes</w:t>
       </w:r>
       <w:r>
         <w:rPr>
@@ -96,7 +96,7 @@
         <w:rPr>
           <w:lang w:val="ar_AE" w:bidi="ar_AE"/>
         </w:rPr>
-        <w:t>ملاحظات الترجمة (كلمة متكشفة)</w:t>
+        <w:t>unfoldingWord® Translation Notes</w:t>
       </w:r>
     </w:p>
     <w:p>

--- a/arb/docx/50.content.docx
+++ b/arb/docx/50.content.docx
@@ -2926,7 +2926,7 @@
           <w:b/>
           <w:lang w:val="ar_AE" w:bidi="ar_AE"/>
         </w:rPr>
-        <w:t>χάριτος</w:t>
+        <w:t>τῆς χάριτος</w:t>
       </w:r>
     </w:p>
     <w:p>
@@ -3075,7 +3075,7 @@
           <w:b/>
           <w:lang w:val="ar_AE" w:bidi="ar_AE"/>
         </w:rPr>
-        <w:t>δεσμοῖς μου</w:t>
+        <w:t>τοῖς δεσμοῖς μου</w:t>
       </w:r>
     </w:p>
     <w:p>
@@ -5890,7 +5890,7 @@
           <w:b/>
           <w:lang w:val="ar_AE" w:bidi="ar_AE"/>
         </w:rPr>
-        <w:t>δεσμούς μου</w:t>
+        <w:t>τοὺς δεσμούς μου</w:t>
       </w:r>
     </w:p>
     <w:p>
@@ -6690,7 +6690,7 @@
           <w:b/>
           <w:lang w:val="ar_AE" w:bidi="ar_AE"/>
         </w:rPr>
-        <w:t>δεσμοῖς μου</w:t>
+        <w:t>τοῖς δεσμοῖς μου</w:t>
       </w:r>
     </w:p>
     <w:p>
@@ -9389,7 +9389,7 @@
           <w:b/>
           <w:lang w:val="ar_AE" w:bidi="ar_AE"/>
         </w:rPr>
-        <w:t>ἀποκαραδοκίαν καὶ ἐλπίδα</w:t>
+        <w:t>τὴν ἀποκαραδοκίαν καὶ ἐλπίδα</w:t>
       </w:r>
     </w:p>
     <w:p>
@@ -11374,7 +11374,7 @@
           <w:b/>
           <w:lang w:val="ar_AE" w:bidi="ar_AE"/>
         </w:rPr>
-        <w:t>ἀναλῦσαι</w:t>
+        <w:t>εἰς τὸ ἀναλῦσαι</w:t>
       </w:r>
     </w:p>
     <w:p>
@@ -13359,7 +13359,7 @@
           <w:b/>
           <w:lang w:val="ar_AE" w:bidi="ar_AE"/>
         </w:rPr>
-        <w:t>καύχημα &amp; ἐν</w:t>
+        <w:t>τὸ καύχημα &amp; ἐν</w:t>
       </w:r>
     </w:p>
     <w:p>
@@ -13495,7 +13495,7 @@
           <w:b/>
           <w:lang w:val="ar_AE" w:bidi="ar_AE"/>
         </w:rPr>
-        <w:t>παρουσίας</w:t>
+        <w:t>τῆς &amp; παρουσίας</w:t>
       </w:r>
     </w:p>
     <w:p>
@@ -15504,7 +15504,7 @@
           <w:b/>
           <w:lang w:val="ar_AE" w:bidi="ar_AE"/>
         </w:rPr>
-        <w:t>ὑμῖν ἐχαρίσθη τὸ</w:t>
+        <w:t>ὑμῖν ἐχαρίσθη</w:t>
       </w:r>
     </w:p>
     <w:p>
@@ -27058,7 +27058,7 @@
           <w:b/>
           <w:lang w:val="ar_AE" w:bidi="ar_AE"/>
         </w:rPr>
-        <w:t>εἰς ἡμέραν Χριστοῦ,</w:t>
+        <w:t>εἰς ἡμέραν Χριστοῦ</w:t>
       </w:r>
     </w:p>
     <w:p>
@@ -29915,7 +29915,7 @@
           <w:b/>
           <w:lang w:val="ar_AE" w:bidi="ar_AE"/>
         </w:rPr>
-        <w:t>ὅτι καὶ αὐτὸς ταχέως ἐλεύσομαι.</w:t>
+        <w:t>ὅτι καὶ αὐτὸς ταχέως ἐλεύσομαι</w:t>
       </w:r>
     </w:p>
     <w:p>
@@ -30317,7 +30317,7 @@
           <w:b/>
           <w:lang w:val="ar_AE" w:bidi="ar_AE"/>
         </w:rPr>
-        <w:t>ἀδελφὸν &amp; μου</w:t>
+        <w:t>τὸν ἀδελφὸν &amp; μου</w:t>
       </w:r>
     </w:p>
     <w:p>
@@ -35902,7 +35902,7 @@
           <w:b/>
           <w:lang w:val="ar_AE" w:bidi="ar_AE"/>
         </w:rPr>
-        <w:t>ἐγὼ ἔχων πεποίθησιν καὶ ἐν σαρκί εἴ τις δοκεῖ ἄλλος πεποιθέναι ἐν σαρκί, ἐγὼ μᾶλλον</w:t>
+        <w:t>ἐγὼ ἔχων πεποίθησιν καὶ ἐν σαρκί. εἴ τις δοκεῖ ἄλλος πεποιθέναι ἐν σαρκί, ἐγὼ μᾶλλον</w:t>
       </w:r>
     </w:p>
     <w:p>
@@ -42895,7 +42895,7 @@
           <w:b/>
           <w:lang w:val="ar_AE" w:bidi="ar_AE"/>
         </w:rPr>
-        <w:t>τὰ μὲν ὀπίσω ἐπιλανθανόμενος, τοῖς δὲ ἔμπροσθεν ἐπεκτεινόμενος</w:t>
+        <w:t>τὰ &amp; ὀπίσω ἐπιλανθανόμενος, τοῖς δὲ ἔμπροσθεν ἐπεκτεινόμενος</w:t>
       </w:r>
     </w:p>
     <w:p>
@@ -47181,7 +47181,7 @@
           <w:b/>
           <w:lang w:val="ar_AE" w:bidi="ar_AE"/>
         </w:rPr>
-        <w:t>πολίτευμα</w:t>
+        <w:t>τὸ πολίτευμα</w:t>
       </w:r>
     </w:p>
     <w:p>
@@ -47343,7 +47343,7 @@
           <w:b/>
           <w:lang w:val="ar_AE" w:bidi="ar_AE"/>
         </w:rPr>
-        <w:t>σώματι τῆς δόξης αὐτοῦ</w:t>
+        <w:t>τῷ σώματι τῆς δόξης αὐτοῦ</w:t>
       </w:r>
     </w:p>
     <w:p>
@@ -50224,7 +50224,7 @@
           <w:b/>
           <w:lang w:val="ar_AE" w:bidi="ar_AE"/>
         </w:rPr>
-        <w:t>χαίρετε ἐν Κυρίῳ πάντοτε, πάλιν ἐρῶ, χαίρετε!</w:t>
+        <w:t>χαίρετε ἐν Κυρίῳ πάντοτε, πάλιν ἐρῶ, χαίρετε</w:t>
       </w:r>
     </w:p>
     <w:p>
@@ -52376,7 +52376,7 @@
           <w:b/>
           <w:lang w:val="ar_AE" w:bidi="ar_AE"/>
         </w:rPr>
-        <w:t>Θεοῦ ἡ ὑπερέχουσα πάντα νοῦν</w:t>
+        <w:t>τοῦ Θεοῦ ἡ ὑπερέχουσα πάντα νοῦν</w:t>
       </w:r>
     </w:p>
     <w:p>
@@ -54926,23 +54926,6 @@
           <w:b/>
           <w:lang w:val="ar_AE" w:bidi="ar_AE"/>
         </w:rPr>
-        <w:t>ὅτι ἤδη ποτὲ ἀνεθάλετε τὸ ὑπὲρ ἐμοῦ φρονεῖν</w:t>
-      </w:r>
-    </w:p>
-    <w:p>
-      <w:pPr>
-        <w:bidi/>
-      </w:pPr>
-      <w:r>
-        <w:rPr>
-          <w:lang w:val="ar_AE" w:bidi="ar_AE"/>
-        </w:rPr>
-      </w:r>
-      <w:r>
-        <w:rPr>
-          <w:b/>
-          <w:lang w:val="ar_AE" w:bidi="ar_AE"/>
-        </w:rPr>
         <w:t>"</w:t>
       </w:r>
       <w:r>
@@ -55011,23 +54994,6 @@
         <w:rPr>
           <w:lang w:val="ar_AE" w:bidi="ar_AE"/>
         </w:rPr>
-      </w:r>
-    </w:p>
-    <w:p>
-      <w:pPr>
-        <w:bidi/>
-      </w:pPr>
-      <w:r>
-        <w:rPr>
-          <w:lang w:val="ar_AE" w:bidi="ar_AE"/>
-        </w:rPr>
-      </w:r>
-      <w:r>
-        <w:rPr>
-          <w:b/>
-          <w:lang w:val="ar_AE" w:bidi="ar_AE"/>
-        </w:rPr>
-        <w:t>ἐφ’ ᾧ καὶ ἐφρονεῖτε</w:t>
       </w:r>
     </w:p>
     <w:p>

--- a/arb/docx/50.content.docx
+++ b/arb/docx/50.content.docx
@@ -1188,6 +1188,23 @@
           <w:b/>
           <w:lang w:val="ar_AE" w:bidi="ar_AE"/>
         </w:rPr>
+        <w:t>ἐπὶ τῇ κοινωνίᾳ ὑμῶν εἰς τὸ εὐαγγέλιον, ἀπὸ τῆς πρώτης ἡμέρας ἄχρι τοῦ νῦν</w:t>
+      </w:r>
+    </w:p>
+    <w:p>
+      <w:pPr>
+        <w:bidi/>
+      </w:pPr>
+      <w:r>
+        <w:rPr>
+          <w:lang w:val="ar_AE" w:bidi="ar_AE"/>
+        </w:rPr>
+      </w:r>
+      <w:r>
+        <w:rPr>
+          <w:b/>
+          <w:lang w:val="ar_AE" w:bidi="ar_AE"/>
+        </w:rPr>
         <w:t>"</w:t>
       </w:r>
       <w:r>
@@ -1890,6 +1907,23 @@
           <w:b/>
           <w:lang w:val="ar_AE" w:bidi="ar_AE"/>
         </w:rPr>
+        <w:t>πεποιθὼς αὐτὸ τοῦτο</w:t>
+      </w:r>
+    </w:p>
+    <w:p>
+      <w:pPr>
+        <w:bidi/>
+      </w:pPr>
+      <w:r>
+        <w:rPr>
+          <w:lang w:val="ar_AE" w:bidi="ar_AE"/>
+        </w:rPr>
+      </w:r>
+      <w:r>
+        <w:rPr>
+          <w:b/>
+          <w:lang w:val="ar_AE" w:bidi="ar_AE"/>
+        </w:rPr>
         <w:t>"</w:t>
       </w:r>
       <w:r>
@@ -1993,6 +2027,23 @@
         <w:rPr>
           <w:lang w:val="ar_AE" w:bidi="ar_AE"/>
         </w:rPr>
+      </w:r>
+    </w:p>
+    <w:p>
+      <w:pPr>
+        <w:bidi/>
+      </w:pPr>
+      <w:r>
+        <w:rPr>
+          <w:lang w:val="ar_AE" w:bidi="ar_AE"/>
+        </w:rPr>
+      </w:r>
+      <w:r>
+        <w:rPr>
+          <w:b/>
+          <w:lang w:val="ar_AE" w:bidi="ar_AE"/>
+        </w:rPr>
+        <w:t>ὁ ἐναρξάμενος ἐν ὑμῖν ἔργον ἀγαθὸν, ἐπιτελέσει</w:t>
       </w:r>
     </w:p>
     <w:p>
@@ -2798,6 +2849,23 @@
           <w:b/>
           <w:lang w:val="ar_AE" w:bidi="ar_AE"/>
         </w:rPr>
+        <w:t>συνκοινωνούς μου τῆς χάριτος &amp; ὄντας</w:t>
+      </w:r>
+    </w:p>
+    <w:p>
+      <w:pPr>
+        <w:bidi/>
+      </w:pPr>
+      <w:r>
+        <w:rPr>
+          <w:lang w:val="ar_AE" w:bidi="ar_AE"/>
+        </w:rPr>
+      </w:r>
+      <w:r>
+        <w:rPr>
+          <w:b/>
+          <w:lang w:val="ar_AE" w:bidi="ar_AE"/>
+        </w:rPr>
         <w:t>"</w:t>
       </w:r>
       <w:r>
@@ -3477,6 +3545,23 @@
           <w:b/>
           <w:lang w:val="ar_AE" w:bidi="ar_AE"/>
         </w:rPr>
+        <w:t>ἐν σπλάγχνοις Χριστοῦ Ἰησοῦ</w:t>
+      </w:r>
+    </w:p>
+    <w:p>
+      <w:pPr>
+        <w:bidi/>
+      </w:pPr>
+      <w:r>
+        <w:rPr>
+          <w:lang w:val="ar_AE" w:bidi="ar_AE"/>
+        </w:rPr>
+      </w:r>
+      <w:r>
+        <w:rPr>
+          <w:b/>
+          <w:lang w:val="ar_AE" w:bidi="ar_AE"/>
+        </w:rPr>
         <w:t>"</w:t>
       </w:r>
       <w:r>
@@ -3552,6 +3637,23 @@
         <w:rPr>
           <w:lang w:val="ar_AE" w:bidi="ar_AE"/>
         </w:rPr>
+      </w:r>
+    </w:p>
+    <w:p>
+      <w:pPr>
+        <w:bidi/>
+      </w:pPr>
+      <w:r>
+        <w:rPr>
+          <w:lang w:val="ar_AE" w:bidi="ar_AE"/>
+        </w:rPr>
+      </w:r>
+      <w:r>
+        <w:rPr>
+          <w:b/>
+          <w:lang w:val="ar_AE" w:bidi="ar_AE"/>
+        </w:rPr>
+        <w:t>ἵνα ἡ ἀγάπη ὑμῶν ἔτι μᾶλλον καὶ μᾶλλον περισσεύῃ</w:t>
       </w:r>
     </w:p>
     <w:p>
@@ -5550,6 +5652,23 @@
           <w:b/>
           <w:lang w:val="ar_AE" w:bidi="ar_AE"/>
         </w:rPr>
+        <w:t>μᾶλλον εἰς προκοπὴν τοῦ εὐαγγελίου ἐλήλυθεν</w:t>
+      </w:r>
+    </w:p>
+    <w:p>
+      <w:pPr>
+        <w:bidi/>
+      </w:pPr>
+      <w:r>
+        <w:rPr>
+          <w:lang w:val="ar_AE" w:bidi="ar_AE"/>
+        </w:rPr>
+      </w:r>
+      <w:r>
+        <w:rPr>
+          <w:b/>
+          <w:lang w:val="ar_AE" w:bidi="ar_AE"/>
+        </w:rPr>
         <w:t>"</w:t>
       </w:r>
       <w:r>
@@ -6095,6 +6214,23 @@
           <w:b/>
           <w:lang w:val="ar_AE" w:bidi="ar_AE"/>
         </w:rPr>
+        <w:t>τῶν ἀδελφῶν</w:t>
+      </w:r>
+    </w:p>
+    <w:p>
+      <w:pPr>
+        <w:bidi/>
+      </w:pPr>
+      <w:r>
+        <w:rPr>
+          <w:lang w:val="ar_AE" w:bidi="ar_AE"/>
+        </w:rPr>
+      </w:r>
+      <w:r>
+        <w:rPr>
+          <w:b/>
+          <w:lang w:val="ar_AE" w:bidi="ar_AE"/>
+        </w:rPr>
         <w:t>"</w:t>
       </w:r>
       <w:r>
@@ -6482,6 +6618,23 @@
           <w:b/>
           <w:lang w:val="ar_AE" w:bidi="ar_AE"/>
         </w:rPr>
+        <w:t>καὶ τοὺς πλείονας τῶν ἀδελφῶν ἐν Κυρίῳ πεποιθότας τοῖς δεσμοῖς μου</w:t>
+      </w:r>
+    </w:p>
+    <w:p>
+      <w:pPr>
+        <w:bidi/>
+      </w:pPr>
+      <w:r>
+        <w:rPr>
+          <w:lang w:val="ar_AE" w:bidi="ar_AE"/>
+        </w:rPr>
+      </w:r>
+      <w:r>
+        <w:rPr>
+          <w:b/>
+          <w:lang w:val="ar_AE" w:bidi="ar_AE"/>
+        </w:rPr>
         <w:t>"</w:t>
       </w:r>
       <w:r>
@@ -7002,6 +7155,23 @@
           <w:b/>
           <w:lang w:val="ar_AE" w:bidi="ar_AE"/>
         </w:rPr>
+        <w:t>τινὲς μὲν καὶ &amp; τὸν Χριστὸν κηρύσσουσιν</w:t>
+      </w:r>
+    </w:p>
+    <w:p>
+      <w:pPr>
+        <w:bidi/>
+      </w:pPr>
+      <w:r>
+        <w:rPr>
+          <w:lang w:val="ar_AE" w:bidi="ar_AE"/>
+        </w:rPr>
+      </w:r>
+      <w:r>
+        <w:rPr>
+          <w:b/>
+          <w:lang w:val="ar_AE" w:bidi="ar_AE"/>
+        </w:rPr>
         <w:t>"</w:t>
       </w:r>
       <w:r>
@@ -7891,6 +8061,23 @@
           <w:b/>
           <w:lang w:val="ar_AE" w:bidi="ar_AE"/>
         </w:rPr>
+        <w:t>ἀπολογίαν τοῦ εὐαγγελίου</w:t>
+      </w:r>
+    </w:p>
+    <w:p>
+      <w:pPr>
+        <w:bidi/>
+      </w:pPr>
+      <w:r>
+        <w:rPr>
+          <w:lang w:val="ar_AE" w:bidi="ar_AE"/>
+        </w:rPr>
+      </w:r>
+      <w:r>
+        <w:rPr>
+          <w:b/>
+          <w:lang w:val="ar_AE" w:bidi="ar_AE"/>
+        </w:rPr>
         <w:t>"حِمَايَةِ الإِنْجِيلِ."</w:t>
       </w:r>
     </w:p>
@@ -7992,6 +8179,23 @@
           <w:b/>
           <w:lang w:val="ar_AE" w:bidi="ar_AE"/>
         </w:rPr>
+        <w:t>οἱ δὲ ἐξ ἐριθείας τὸν Χριστὸν καταγγέλλουσιν</w:t>
+      </w:r>
+    </w:p>
+    <w:p>
+      <w:pPr>
+        <w:bidi/>
+      </w:pPr>
+      <w:r>
+        <w:rPr>
+          <w:lang w:val="ar_AE" w:bidi="ar_AE"/>
+        </w:rPr>
+      </w:r>
+      <w:r>
+        <w:rPr>
+          <w:b/>
+          <w:lang w:val="ar_AE" w:bidi="ar_AE"/>
+        </w:rPr>
         <w:t>"ولكن الذين لديهم طموح أناني يعلنون المسيح"</w:t>
       </w:r>
     </w:p>
@@ -8081,6 +8285,23 @@
         <w:rPr>
           <w:lang w:val="ar_AE" w:bidi="ar_AE"/>
         </w:rPr>
+      </w:r>
+    </w:p>
+    <w:p>
+      <w:pPr>
+        <w:bidi/>
+      </w:pPr>
+      <w:r>
+        <w:rPr>
+          <w:lang w:val="ar_AE" w:bidi="ar_AE"/>
+        </w:rPr>
+      </w:r>
+      <w:r>
+        <w:rPr>
+          <w:b/>
+          <w:lang w:val="ar_AE" w:bidi="ar_AE"/>
+        </w:rPr>
+        <w:t>οὐχ ἁγνῶς</w:t>
       </w:r>
     </w:p>
     <w:p>
@@ -8692,6 +8913,23 @@
           <w:b/>
           <w:lang w:val="ar_AE" w:bidi="ar_AE"/>
         </w:rPr>
+        <w:t>Χριστὸς καταγγέλλεται</w:t>
+      </w:r>
+    </w:p>
+    <w:p>
+      <w:pPr>
+        <w:bidi/>
+      </w:pPr>
+      <w:r>
+        <w:rPr>
+          <w:lang w:val="ar_AE" w:bidi="ar_AE"/>
+        </w:rPr>
+      </w:r>
+      <w:r>
+        <w:rPr>
+          <w:b/>
+          <w:lang w:val="ar_AE" w:bidi="ar_AE"/>
+        </w:rPr>
         <w:t>"</w:t>
       </w:r>
       <w:r>
@@ -8947,6 +9185,23 @@
           <w:b/>
           <w:lang w:val="ar_AE" w:bidi="ar_AE"/>
         </w:rPr>
+        <w:t>οἶδα γὰρ ὅτι τοῦτό μοι ἀποβήσεται εἰς σωτηρίαν</w:t>
+      </w:r>
+    </w:p>
+    <w:p>
+      <w:pPr>
+        <w:bidi/>
+      </w:pPr>
+      <w:r>
+        <w:rPr>
+          <w:lang w:val="ar_AE" w:bidi="ar_AE"/>
+        </w:rPr>
+      </w:r>
+      <w:r>
+        <w:rPr>
+          <w:b/>
+          <w:lang w:val="ar_AE" w:bidi="ar_AE"/>
+        </w:rPr>
         <w:t>"</w:t>
       </w:r>
       <w:r>
@@ -9066,7 +9321,7 @@
           <w:b/>
           <w:lang w:val="ar_AE" w:bidi="ar_AE"/>
         </w:rPr>
-        <w:t>οἶδα γὰρ ὅτι τοῦτό μοι ἀποβήσεται εἰς σωτηρίαν</w:t>
+        <w:t>ἐπιχορηγίας τοῦ Πνεύματος Ἰησοῦ Χριστοῦ</w:t>
       </w:r>
     </w:p>
     <w:p>
@@ -9328,6 +9583,23 @@
         <w:rPr>
           <w:lang w:val="ar_AE" w:bidi="ar_AE"/>
         </w:rPr>
+      </w:r>
+    </w:p>
+    <w:p>
+      <w:pPr>
+        <w:bidi/>
+      </w:pPr>
+      <w:r>
+        <w:rPr>
+          <w:lang w:val="ar_AE" w:bidi="ar_AE"/>
+        </w:rPr>
+      </w:r>
+      <w:r>
+        <w:rPr>
+          <w:b/>
+          <w:lang w:val="ar_AE" w:bidi="ar_AE"/>
+        </w:rPr>
+        <w:t>κατὰ τὴν ἀποκαραδοκίαν καὶ ἐλπίδα μου</w:t>
       </w:r>
     </w:p>
     <w:p>
@@ -9630,6 +9902,23 @@
           <w:b/>
           <w:lang w:val="ar_AE" w:bidi="ar_AE"/>
         </w:rPr>
+        <w:t>ἐν οὐδενὶ αἰσχυνθήσομαι, ἀλλ’</w:t>
+      </w:r>
+    </w:p>
+    <w:p>
+      <w:pPr>
+        <w:bidi/>
+      </w:pPr>
+      <w:r>
+        <w:rPr>
+          <w:lang w:val="ar_AE" w:bidi="ar_AE"/>
+        </w:rPr>
+      </w:r>
+      <w:r>
+        <w:rPr>
+          <w:b/>
+          <w:lang w:val="ar_AE" w:bidi="ar_AE"/>
+        </w:rPr>
         <w:t>"</w:t>
       </w:r>
       <w:r>
@@ -9755,6 +10044,23 @@
           <w:b/>
           <w:lang w:val="ar_AE" w:bidi="ar_AE"/>
         </w:rPr>
+        <w:t>ἐν πάσῃ παρρησίᾳ</w:t>
+      </w:r>
+    </w:p>
+    <w:p>
+      <w:pPr>
+        <w:bidi/>
+      </w:pPr>
+      <w:r>
+        <w:rPr>
+          <w:lang w:val="ar_AE" w:bidi="ar_AE"/>
+        </w:rPr>
+      </w:r>
+      <w:r>
+        <w:rPr>
+          <w:b/>
+          <w:lang w:val="ar_AE" w:bidi="ar_AE"/>
+        </w:rPr>
         <w:t>"</w:t>
       </w:r>
       <w:r>
@@ -9858,6 +10164,23 @@
         <w:rPr>
           <w:lang w:val="ar_AE" w:bidi="ar_AE"/>
         </w:rPr>
+      </w:r>
+    </w:p>
+    <w:p>
+      <w:pPr>
+        <w:bidi/>
+      </w:pPr>
+      <w:r>
+        <w:rPr>
+          <w:lang w:val="ar_AE" w:bidi="ar_AE"/>
+        </w:rPr>
+      </w:r>
+      <w:r>
+        <w:rPr>
+          <w:b/>
+          <w:lang w:val="ar_AE" w:bidi="ar_AE"/>
+        </w:rPr>
+        <w:t>εἴτε διὰ ζωῆς εἴτε διὰ θανάτου</w:t>
       </w:r>
     </w:p>
     <w:p>
@@ -11883,6 +12206,23 @@
           <w:b/>
           <w:lang w:val="ar_AE" w:bidi="ar_AE"/>
         </w:rPr>
+        <w:t>τοῦτο πεποιθὼς</w:t>
+      </w:r>
+    </w:p>
+    <w:p>
+      <w:pPr>
+        <w:bidi/>
+      </w:pPr>
+      <w:r>
+        <w:rPr>
+          <w:lang w:val="ar_AE" w:bidi="ar_AE"/>
+        </w:rPr>
+      </w:r>
+      <w:r>
+        <w:rPr>
+          <w:b/>
+          <w:lang w:val="ar_AE" w:bidi="ar_AE"/>
+        </w:rPr>
         <w:t>"</w:t>
       </w:r>
       <w:r>
@@ -13757,6 +14097,23 @@
           <w:b/>
           <w:lang w:val="ar_AE" w:bidi="ar_AE"/>
         </w:rPr>
+        <w:t>ἀξίως τοῦ εὐαγγελίου τοῦ Χριστοῦ πολιτεύεσθε</w:t>
+      </w:r>
+    </w:p>
+    <w:p>
+      <w:pPr>
+        <w:bidi/>
+      </w:pPr>
+      <w:r>
+        <w:rPr>
+          <w:lang w:val="ar_AE" w:bidi="ar_AE"/>
+        </w:rPr>
+      </w:r>
+      <w:r>
+        <w:rPr>
+          <w:b/>
+          <w:lang w:val="ar_AE" w:bidi="ar_AE"/>
+        </w:rPr>
         <w:t>"</w:t>
       </w:r>
       <w:r>
@@ -14303,6 +14660,23 @@
           <w:b/>
           <w:lang w:val="ar_AE" w:bidi="ar_AE"/>
         </w:rPr>
+        <w:t>συναθλοῦντες</w:t>
+      </w:r>
+    </w:p>
+    <w:p>
+      <w:pPr>
+        <w:bidi/>
+      </w:pPr>
+      <w:r>
+        <w:rPr>
+          <w:lang w:val="ar_AE" w:bidi="ar_AE"/>
+        </w:rPr>
+      </w:r>
+      <w:r>
+        <w:rPr>
+          <w:b/>
+          <w:lang w:val="ar_AE" w:bidi="ar_AE"/>
+        </w:rPr>
         <w:t>"</w:t>
       </w:r>
       <w:r>
@@ -15249,6 +15623,23 @@
           <w:b/>
           <w:lang w:val="ar_AE" w:bidi="ar_AE"/>
         </w:rPr>
+        <w:t>ὑμῖν ἐχαρίσθη</w:t>
+      </w:r>
+    </w:p>
+    <w:p>
+      <w:pPr>
+        <w:bidi/>
+      </w:pPr>
+      <w:r>
+        <w:rPr>
+          <w:lang w:val="ar_AE" w:bidi="ar_AE"/>
+        </w:rPr>
+      </w:r>
+      <w:r>
+        <w:rPr>
+          <w:b/>
+          <w:lang w:val="ar_AE" w:bidi="ar_AE"/>
+        </w:rPr>
         <w:t>"</w:t>
       </w:r>
       <w:r>
@@ -15886,6 +16277,23 @@
           <w:b/>
           <w:lang w:val="ar_AE" w:bidi="ar_AE"/>
         </w:rPr>
+        <w:t>εἴ τις &amp; παράκλησις ἐν Χριστῷ, εἴ τι παραμύθιον ἀγάπης, εἴ τις κοινωνία Πνεύματος, εἴ τις σπλάγχνα καὶ οἰκτιρμοί</w:t>
+      </w:r>
+    </w:p>
+    <w:p>
+      <w:pPr>
+        <w:bidi/>
+      </w:pPr>
+      <w:r>
+        <w:rPr>
+          <w:lang w:val="ar_AE" w:bidi="ar_AE"/>
+        </w:rPr>
+      </w:r>
+      <w:r>
+        <w:rPr>
+          <w:b/>
+          <w:lang w:val="ar_AE" w:bidi="ar_AE"/>
+        </w:rPr>
         <w:t>"</w:t>
       </w:r>
       <w:r>
@@ -16018,6 +16426,23 @@
           <w:b/>
           <w:lang w:val="ar_AE" w:bidi="ar_AE"/>
         </w:rPr>
+        <w:t>εἴ τι παραμύθιον ἀγάπης, εἴ τις κοινωνία Πνεύματος, εἴ τις σπλάγχνα καὶ οἰκτιρμοί</w:t>
+      </w:r>
+    </w:p>
+    <w:p>
+      <w:pPr>
+        <w:bidi/>
+      </w:pPr>
+      <w:r>
+        <w:rPr>
+          <w:lang w:val="ar_AE" w:bidi="ar_AE"/>
+        </w:rPr>
+      </w:r>
+      <w:r>
+        <w:rPr>
+          <w:b/>
+          <w:lang w:val="ar_AE" w:bidi="ar_AE"/>
+        </w:rPr>
         <w:t>"</w:t>
       </w:r>
       <w:r>
@@ -16137,6 +16562,23 @@
           <w:b/>
           <w:lang w:val="ar_AE" w:bidi="ar_AE"/>
         </w:rPr>
+        <w:t>εἴ τις &amp; παράκλησις ἐν Χριστῷ</w:t>
+      </w:r>
+    </w:p>
+    <w:p>
+      <w:pPr>
+        <w:bidi/>
+      </w:pPr>
+      <w:r>
+        <w:rPr>
+          <w:lang w:val="ar_AE" w:bidi="ar_AE"/>
+        </w:rPr>
+      </w:r>
+      <w:r>
+        <w:rPr>
+          <w:b/>
+          <w:lang w:val="ar_AE" w:bidi="ar_AE"/>
+        </w:rPr>
         <w:t>"</w:t>
       </w:r>
       <w:r>
@@ -17610,6 +18052,23 @@
           <w:b/>
           <w:lang w:val="ar_AE" w:bidi="ar_AE"/>
         </w:rPr>
+        <w:t>τὸ αὐτὸ φρονῆτε</w:t>
+      </w:r>
+    </w:p>
+    <w:p>
+      <w:pPr>
+        <w:bidi/>
+      </w:pPr>
+      <w:r>
+        <w:rPr>
+          <w:lang w:val="ar_AE" w:bidi="ar_AE"/>
+        </w:rPr>
+      </w:r>
+      <w:r>
+        <w:rPr>
+          <w:b/>
+          <w:lang w:val="ar_AE" w:bidi="ar_AE"/>
+        </w:rPr>
         <w:t>"</w:t>
       </w:r>
       <w:r>
@@ -17979,6 +18438,23 @@
           <w:b/>
           <w:lang w:val="ar_AE" w:bidi="ar_AE"/>
         </w:rPr>
+        <w:t>τὸ ἓν φρονοῦντες</w:t>
+      </w:r>
+    </w:p>
+    <w:p>
+      <w:pPr>
+        <w:bidi/>
+      </w:pPr>
+      <w:r>
+        <w:rPr>
+          <w:lang w:val="ar_AE" w:bidi="ar_AE"/>
+        </w:rPr>
+      </w:r>
+      <w:r>
+        <w:rPr>
+          <w:b/>
+          <w:lang w:val="ar_AE" w:bidi="ar_AE"/>
+        </w:rPr>
         <w:t>"</w:t>
       </w:r>
       <w:r>
@@ -18063,6 +18539,23 @@
           <w:b/>
           <w:lang w:val="ar_AE" w:bidi="ar_AE"/>
         </w:rPr>
+        <w:t>μηδὲν κατ’ ἐριθείαν</w:t>
+      </w:r>
+    </w:p>
+    <w:p>
+      <w:pPr>
+        <w:bidi/>
+      </w:pPr>
+      <w:r>
+        <w:rPr>
+          <w:lang w:val="ar_AE" w:bidi="ar_AE"/>
+        </w:rPr>
+      </w:r>
+      <w:r>
+        <w:rPr>
+          <w:b/>
+          <w:lang w:val="ar_AE" w:bidi="ar_AE"/>
+        </w:rPr>
         <w:t>"</w:t>
       </w:r>
       <w:r>
@@ -18147,6 +18640,23 @@
           <w:b/>
           <w:lang w:val="ar_AE" w:bidi="ar_AE"/>
         </w:rPr>
+        <w:t>μηδὲ κατὰ κενοδοξίαν</w:t>
+      </w:r>
+    </w:p>
+    <w:p>
+      <w:pPr>
+        <w:bidi/>
+      </w:pPr>
+      <w:r>
+        <w:rPr>
+          <w:lang w:val="ar_AE" w:bidi="ar_AE"/>
+        </w:rPr>
+      </w:r>
+      <w:r>
+        <w:rPr>
+          <w:b/>
+          <w:lang w:val="ar_AE" w:bidi="ar_AE"/>
+        </w:rPr>
         <w:t>"</w:t>
       </w:r>
       <w:r>
@@ -18367,6 +18877,23 @@
           <w:b/>
           <w:lang w:val="ar_AE" w:bidi="ar_AE"/>
         </w:rPr>
+        <w:t>ἀλλὰ τῇ ταπεινοφροσύνῃ ἀλλήλους ἡγούμενοι ὑπερέχοντας ἑαυτῶν</w:t>
+      </w:r>
+    </w:p>
+    <w:p>
+      <w:pPr>
+        <w:bidi/>
+      </w:pPr>
+      <w:r>
+        <w:rPr>
+          <w:lang w:val="ar_AE" w:bidi="ar_AE"/>
+        </w:rPr>
+      </w:r>
+      <w:r>
+        <w:rPr>
+          <w:b/>
+          <w:lang w:val="ar_AE" w:bidi="ar_AE"/>
+        </w:rPr>
         <w:t>"</w:t>
       </w:r>
       <w:r>
@@ -18486,6 +19013,23 @@
           <w:b/>
           <w:lang w:val="ar_AE" w:bidi="ar_AE"/>
         </w:rPr>
+        <w:t>μὴ τὰ ἑαυτῶν ἕκαστος σκοποῦντες, ἀλλὰ καὶ τὰ ἑτέρων ἕκαστοι</w:t>
+      </w:r>
+    </w:p>
+    <w:p>
+      <w:pPr>
+        <w:bidi/>
+      </w:pPr>
+      <w:r>
+        <w:rPr>
+          <w:lang w:val="ar_AE" w:bidi="ar_AE"/>
+        </w:rPr>
+      </w:r>
+      <w:r>
+        <w:rPr>
+          <w:b/>
+          <w:lang w:val="ar_AE" w:bidi="ar_AE"/>
+        </w:rPr>
         <w:t>"</w:t>
       </w:r>
       <w:r>
@@ -18706,6 +19250,23 @@
           <w:b/>
           <w:lang w:val="ar_AE" w:bidi="ar_AE"/>
         </w:rPr>
+        <w:t>μὴ &amp; σκοποῦντες</w:t>
+      </w:r>
+    </w:p>
+    <w:p>
+      <w:pPr>
+        <w:bidi/>
+      </w:pPr>
+      <w:r>
+        <w:rPr>
+          <w:lang w:val="ar_AE" w:bidi="ar_AE"/>
+        </w:rPr>
+      </w:r>
+      <w:r>
+        <w:rPr>
+          <w:b/>
+          <w:lang w:val="ar_AE" w:bidi="ar_AE"/>
+        </w:rPr>
         <w:t>"</w:t>
       </w:r>
       <w:r>
@@ -19075,6 +19636,23 @@
           <w:b/>
           <w:lang w:val="ar_AE" w:bidi="ar_AE"/>
         </w:rPr>
+        <w:t>τοῦτο φρονεῖτε ἐν ὑμῖν, ὃ καὶ ἐν Χριστῷ Ἰησοῦ</w:t>
+      </w:r>
+    </w:p>
+    <w:p>
+      <w:pPr>
+        <w:bidi/>
+      </w:pPr>
+      <w:r>
+        <w:rPr>
+          <w:lang w:val="ar_AE" w:bidi="ar_AE"/>
+        </w:rPr>
+      </w:r>
+      <w:r>
+        <w:rPr>
+          <w:b/>
+          <w:lang w:val="ar_AE" w:bidi="ar_AE"/>
+        </w:rPr>
         <w:t>"</w:t>
       </w:r>
       <w:r>
@@ -19159,6 +19737,23 @@
           <w:b/>
           <w:lang w:val="ar_AE" w:bidi="ar_AE"/>
         </w:rPr>
+        <w:t>τοῦτο φρονεῖτε ἐν ὑμῖν, ὃ καὶ ἐν Χριστῷ Ἰησοῦ</w:t>
+      </w:r>
+    </w:p>
+    <w:p>
+      <w:pPr>
+        <w:bidi/>
+      </w:pPr>
+      <w:r>
+        <w:rPr>
+          <w:lang w:val="ar_AE" w:bidi="ar_AE"/>
+        </w:rPr>
+      </w:r>
+      <w:r>
+        <w:rPr>
+          <w:b/>
+          <w:lang w:val="ar_AE" w:bidi="ar_AE"/>
+        </w:rPr>
         <w:t>"</w:t>
       </w:r>
       <w:r>
@@ -19671,6 +20266,23 @@
           <w:b/>
           <w:lang w:val="ar_AE" w:bidi="ar_AE"/>
         </w:rPr>
+        <w:t>οὐχ &amp; ἡγήσατο</w:t>
+      </w:r>
+    </w:p>
+    <w:p>
+      <w:pPr>
+        <w:bidi/>
+      </w:pPr>
+      <w:r>
+        <w:rPr>
+          <w:lang w:val="ar_AE" w:bidi="ar_AE"/>
+        </w:rPr>
+      </w:r>
+      <w:r>
+        <w:rPr>
+          <w:b/>
+          <w:lang w:val="ar_AE" w:bidi="ar_AE"/>
+        </w:rPr>
         <w:t>"</w:t>
       </w:r>
       <w:r>
@@ -19739,6 +20351,23 @@
         <w:rPr>
           <w:lang w:val="ar_AE" w:bidi="ar_AE"/>
         </w:rPr>
+      </w:r>
+    </w:p>
+    <w:p>
+      <w:pPr>
+        <w:bidi/>
+      </w:pPr>
+      <w:r>
+        <w:rPr>
+          <w:lang w:val="ar_AE" w:bidi="ar_AE"/>
+        </w:rPr>
+      </w:r>
+      <w:r>
+        <w:rPr>
+          <w:b/>
+          <w:lang w:val="ar_AE" w:bidi="ar_AE"/>
+        </w:rPr>
+        <w:t>ἁρπαγμὸν</w:t>
       </w:r>
     </w:p>
     <w:p>
@@ -21328,6 +21957,23 @@
           <w:b/>
           <w:lang w:val="ar_AE" w:bidi="ar_AE"/>
         </w:rPr>
+        <w:t>γενόμενος ὑπήκοος μέχρι θανάτου, θανάτου δὲ σταυροῦ</w:t>
+      </w:r>
+    </w:p>
+    <w:p>
+      <w:pPr>
+        <w:bidi/>
+      </w:pPr>
+      <w:r>
+        <w:rPr>
+          <w:lang w:val="ar_AE" w:bidi="ar_AE"/>
+        </w:rPr>
+      </w:r>
+      <w:r>
+        <w:rPr>
+          <w:b/>
+          <w:lang w:val="ar_AE" w:bidi="ar_AE"/>
+        </w:rPr>
         <w:t>"</w:t>
       </w:r>
       <w:r>
@@ -21936,6 +22582,23 @@
           <w:b/>
           <w:lang w:val="ar_AE" w:bidi="ar_AE"/>
         </w:rPr>
+        <w:t>αὐτὸν ὑπερύψωσεν</w:t>
+      </w:r>
+    </w:p>
+    <w:p>
+      <w:pPr>
+        <w:bidi/>
+      </w:pPr>
+      <w:r>
+        <w:rPr>
+          <w:lang w:val="ar_AE" w:bidi="ar_AE"/>
+        </w:rPr>
+      </w:r>
+      <w:r>
+        <w:rPr>
+          <w:b/>
+          <w:lang w:val="ar_AE" w:bidi="ar_AE"/>
+        </w:rPr>
         <w:t>"</w:t>
       </w:r>
       <w:r>
@@ -22477,6 +23140,23 @@
           <w:b/>
           <w:lang w:val="ar_AE" w:bidi="ar_AE"/>
         </w:rPr>
+        <w:t>ἐν τῷ ὀνόματι Ἰησοῦ, πᾶν γόνυ κάμψῃ</w:t>
+      </w:r>
+    </w:p>
+    <w:p>
+      <w:pPr>
+        <w:bidi/>
+      </w:pPr>
+      <w:r>
+        <w:rPr>
+          <w:lang w:val="ar_AE" w:bidi="ar_AE"/>
+        </w:rPr>
+      </w:r>
+      <w:r>
+        <w:rPr>
+          <w:b/>
+          <w:lang w:val="ar_AE" w:bidi="ar_AE"/>
+        </w:rPr>
         <w:t>"</w:t>
       </w:r>
       <w:r>
@@ -22830,6 +23510,23 @@
         <w:rPr>
           <w:lang w:val="ar_AE" w:bidi="ar_AE"/>
         </w:rPr>
+      </w:r>
+    </w:p>
+    <w:p>
+      <w:pPr>
+        <w:bidi/>
+      </w:pPr>
+      <w:r>
+        <w:rPr>
+          <w:lang w:val="ar_AE" w:bidi="ar_AE"/>
+        </w:rPr>
+      </w:r>
+      <w:r>
+        <w:rPr>
+          <w:b/>
+          <w:lang w:val="ar_AE" w:bidi="ar_AE"/>
+        </w:rPr>
+        <w:t>εἰς δόξαν Θεοῦ Πατρὸς</w:t>
       </w:r>
     </w:p>
     <w:p>
@@ -23382,6 +24079,23 @@
           <w:b/>
           <w:lang w:val="ar_AE" w:bidi="ar_AE"/>
         </w:rPr>
+        <w:t>ὡς ἐν τῇ παρουσίᾳ μου</w:t>
+      </w:r>
+    </w:p>
+    <w:p>
+      <w:pPr>
+        <w:bidi/>
+      </w:pPr>
+      <w:r>
+        <w:rPr>
+          <w:lang w:val="ar_AE" w:bidi="ar_AE"/>
+        </w:rPr>
+      </w:r>
+      <w:r>
+        <w:rPr>
+          <w:b/>
+          <w:lang w:val="ar_AE" w:bidi="ar_AE"/>
+        </w:rPr>
         <w:t>"</w:t>
       </w:r>
       <w:r>
@@ -23466,6 +24180,23 @@
           <w:b/>
           <w:lang w:val="ar_AE" w:bidi="ar_AE"/>
         </w:rPr>
+        <w:t>ἐν τῇ ἀπουσίᾳ μου</w:t>
+      </w:r>
+    </w:p>
+    <w:p>
+      <w:pPr>
+        <w:bidi/>
+      </w:pPr>
+      <w:r>
+        <w:rPr>
+          <w:lang w:val="ar_AE" w:bidi="ar_AE"/>
+        </w:rPr>
+      </w:r>
+      <w:r>
+        <w:rPr>
+          <w:b/>
+          <w:lang w:val="ar_AE" w:bidi="ar_AE"/>
+        </w:rPr>
         <w:t>"</w:t>
       </w:r>
       <w:r>
@@ -24082,6 +24813,23 @@
         <w:rPr>
           <w:lang w:val="ar_AE" w:bidi="ar_AE"/>
         </w:rPr>
+      </w:r>
+    </w:p>
+    <w:p>
+      <w:pPr>
+        <w:bidi/>
+      </w:pPr>
+      <w:r>
+        <w:rPr>
+          <w:lang w:val="ar_AE" w:bidi="ar_AE"/>
+        </w:rPr>
+      </w:r>
+      <w:r>
+        <w:rPr>
+          <w:b/>
+          <w:lang w:val="ar_AE" w:bidi="ar_AE"/>
+        </w:rPr>
+        <w:t>καὶ τὸ θέλειν, καὶ τὸ ἐνεργεῖν, ὑπὲρ τῆς εὐδοκίας</w:t>
       </w:r>
     </w:p>
     <w:p>
@@ -26328,6 +27076,23 @@
           <w:b/>
           <w:lang w:val="ar_AE" w:bidi="ar_AE"/>
         </w:rPr>
+        <w:t>εἰς καύχημα ἐμοὶ</w:t>
+      </w:r>
+    </w:p>
+    <w:p>
+      <w:pPr>
+        <w:bidi/>
+      </w:pPr>
+      <w:r>
+        <w:rPr>
+          <w:lang w:val="ar_AE" w:bidi="ar_AE"/>
+        </w:rPr>
+      </w:r>
+      <w:r>
+        <w:rPr>
+          <w:b/>
+          <w:lang w:val="ar_AE" w:bidi="ar_AE"/>
+        </w:rPr>
         <w:t>"</w:t>
       </w:r>
       <w:r>
@@ -27542,6 +28307,23 @@
           <w:b/>
           <w:lang w:val="ar_AE" w:bidi="ar_AE"/>
         </w:rPr>
+        <w:t>σπένδομαι</w:t>
+      </w:r>
+    </w:p>
+    <w:p>
+      <w:pPr>
+        <w:bidi/>
+      </w:pPr>
+      <w:r>
+        <w:rPr>
+          <w:lang w:val="ar_AE" w:bidi="ar_AE"/>
+        </w:rPr>
+      </w:r>
+      <w:r>
+        <w:rPr>
+          <w:b/>
+          <w:lang w:val="ar_AE" w:bidi="ar_AE"/>
+        </w:rPr>
         <w:t>"</w:t>
       </w:r>
       <w:r>
@@ -27645,6 +28427,23 @@
         <w:rPr>
           <w:lang w:val="ar_AE" w:bidi="ar_AE"/>
         </w:rPr>
+      </w:r>
+    </w:p>
+    <w:p>
+      <w:pPr>
+        <w:bidi/>
+      </w:pPr>
+      <w:r>
+        <w:rPr>
+          <w:lang w:val="ar_AE" w:bidi="ar_AE"/>
+        </w:rPr>
+      </w:r>
+      <w:r>
+        <w:rPr>
+          <w:b/>
+          <w:lang w:val="ar_AE" w:bidi="ar_AE"/>
+        </w:rPr>
+        <w:t>ἐπὶ τῇ θυσίᾳ καὶ λειτουργίᾳ τῆς πίστεως ὑμῶν</w:t>
       </w:r>
     </w:p>
     <w:p>
@@ -28353,6 +29152,23 @@
           <w:b/>
           <w:lang w:val="ar_AE" w:bidi="ar_AE"/>
         </w:rPr>
+        <w:t>ἐλπίζω δὲ ἐν Κυρίῳ Ἰησοῦ</w:t>
+      </w:r>
+    </w:p>
+    <w:p>
+      <w:pPr>
+        <w:bidi/>
+      </w:pPr>
+      <w:r>
+        <w:rPr>
+          <w:lang w:val="ar_AE" w:bidi="ar_AE"/>
+        </w:rPr>
+      </w:r>
+      <w:r>
+        <w:rPr>
+          <w:b/>
+          <w:lang w:val="ar_AE" w:bidi="ar_AE"/>
+        </w:rPr>
         <w:t>"</w:t>
       </w:r>
       <w:r>
@@ -28479,6 +29295,23 @@
           <w:b/>
           <w:lang w:val="ar_AE" w:bidi="ar_AE"/>
         </w:rPr>
+        <w:t>οὐδένα γὰρ ἔχω ἰσόψυχον</w:t>
+      </w:r>
+    </w:p>
+    <w:p>
+      <w:pPr>
+        <w:bidi/>
+      </w:pPr>
+      <w:r>
+        <w:rPr>
+          <w:lang w:val="ar_AE" w:bidi="ar_AE"/>
+        </w:rPr>
+      </w:r>
+      <w:r>
+        <w:rPr>
+          <w:b/>
+          <w:lang w:val="ar_AE" w:bidi="ar_AE"/>
+        </w:rPr>
         <w:t>"</w:t>
       </w:r>
       <w:r>
@@ -28563,6 +29396,23 @@
           <w:b/>
           <w:lang w:val="ar_AE" w:bidi="ar_AE"/>
         </w:rPr>
+        <w:t>οἱ πάντες γὰρ τὰ ἑαυτῶν ζητοῦσιν, οὐ τὰ Ἰησοῦ Χριστοῦ</w:t>
+      </w:r>
+    </w:p>
+    <w:p>
+      <w:pPr>
+        <w:bidi/>
+      </w:pPr>
+      <w:r>
+        <w:rPr>
+          <w:lang w:val="ar_AE" w:bidi="ar_AE"/>
+        </w:rPr>
+      </w:r>
+      <w:r>
+        <w:rPr>
+          <w:b/>
+          <w:lang w:val="ar_AE" w:bidi="ar_AE"/>
+        </w:rPr>
         <w:t>"</w:t>
       </w:r>
       <w:r>
@@ -29083,6 +29933,23 @@
           <w:b/>
           <w:lang w:val="ar_AE" w:bidi="ar_AE"/>
         </w:rPr>
+        <w:t>πέποιθα &amp; ἐν Κυρίῳ, ὅτι καὶ αὐτὸς ταχέως ἐλεύσομαι</w:t>
+      </w:r>
+    </w:p>
+    <w:p>
+      <w:pPr>
+        <w:bidi/>
+      </w:pPr>
+      <w:r>
+        <w:rPr>
+          <w:lang w:val="ar_AE" w:bidi="ar_AE"/>
+        </w:rPr>
+      </w:r>
+      <w:r>
+        <w:rPr>
+          <w:b/>
+          <w:lang w:val="ar_AE" w:bidi="ar_AE"/>
+        </w:rPr>
         <w:t>"</w:t>
       </w:r>
       <w:r>
@@ -29303,6 +30170,23 @@
           <w:b/>
           <w:lang w:val="ar_AE" w:bidi="ar_AE"/>
         </w:rPr>
+        <w:t>ὅτι καὶ αὐτὸς ταχέως ἐλεύσομαι</w:t>
+      </w:r>
+    </w:p>
+    <w:p>
+      <w:pPr>
+        <w:bidi/>
+      </w:pPr>
+      <w:r>
+        <w:rPr>
+          <w:lang w:val="ar_AE" w:bidi="ar_AE"/>
+        </w:rPr>
+      </w:r>
+      <w:r>
+        <w:rPr>
+          <w:b/>
+          <w:lang w:val="ar_AE" w:bidi="ar_AE"/>
+        </w:rPr>
         <w:t>"</w:t>
       </w:r>
       <w:r>
@@ -29911,6 +30795,23 @@
           <w:b/>
           <w:lang w:val="ar_AE" w:bidi="ar_AE"/>
         </w:rPr>
+        <w:t>ὑμῶν &amp; ἀπόστολον καὶ λειτουργὸν τῆς χρείας μου</w:t>
+      </w:r>
+    </w:p>
+    <w:p>
+      <w:pPr>
+        <w:bidi/>
+      </w:pPr>
+      <w:r>
+        <w:rPr>
+          <w:lang w:val="ar_AE" w:bidi="ar_AE"/>
+        </w:rPr>
+      </w:r>
+      <w:r>
+        <w:rPr>
+          <w:b/>
+          <w:lang w:val="ar_AE" w:bidi="ar_AE"/>
+        </w:rPr>
         <w:t>"</w:t>
       </w:r>
       <w:r>
@@ -29995,6 +30896,23 @@
           <w:b/>
           <w:lang w:val="ar_AE" w:bidi="ar_AE"/>
         </w:rPr>
+        <w:t>ἐπιποθῶν ἦν πάντας ὑμᾶς, καὶ ἀδημονῶν</w:t>
+      </w:r>
+    </w:p>
+    <w:p>
+      <w:pPr>
+        <w:bidi/>
+      </w:pPr>
+      <w:r>
+        <w:rPr>
+          <w:lang w:val="ar_AE" w:bidi="ar_AE"/>
+        </w:rPr>
+      </w:r>
+      <w:r>
+        <w:rPr>
+          <w:b/>
+          <w:lang w:val="ar_AE" w:bidi="ar_AE"/>
+        </w:rPr>
         <w:t>"</w:t>
       </w:r>
       <w:r>
@@ -30079,6 +30997,23 @@
           <w:b/>
           <w:lang w:val="ar_AE" w:bidi="ar_AE"/>
         </w:rPr>
+        <w:t>ἐπειδὴ ἐπιποθῶν ἦν πάντας ὑμᾶς, καὶ ἀδημονῶν διότι ἠκούσατε ὅτι ἠσθένησεν</w:t>
+      </w:r>
+    </w:p>
+    <w:p>
+      <w:pPr>
+        <w:bidi/>
+      </w:pPr>
+      <w:r>
+        <w:rPr>
+          <w:lang w:val="ar_AE" w:bidi="ar_AE"/>
+        </w:rPr>
+      </w:r>
+      <w:r>
+        <w:rPr>
+          <w:b/>
+          <w:lang w:val="ar_AE" w:bidi="ar_AE"/>
+        </w:rPr>
         <w:t>"</w:t>
       </w:r>
       <w:r>
@@ -30198,6 +31133,23 @@
           <w:b/>
           <w:lang w:val="ar_AE" w:bidi="ar_AE"/>
         </w:rPr>
+        <w:t>καὶ γὰρ ἠσθένησεν παραπλήσιον θανάτῳ, ἀλλὰ ὁ Θεὸς ἠλέησεν αὐτόν, οὐκ αὐτὸν δὲ μόνον, ἀλλὰ καὶ ἐμέ, ἵνα μὴ λύπην ἐπὶ λύπην σχῶ</w:t>
+      </w:r>
+    </w:p>
+    <w:p>
+      <w:pPr>
+        <w:bidi/>
+      </w:pPr>
+      <w:r>
+        <w:rPr>
+          <w:lang w:val="ar_AE" w:bidi="ar_AE"/>
+        </w:rPr>
+      </w:r>
+      <w:r>
+        <w:rPr>
+          <w:b/>
+          <w:lang w:val="ar_AE" w:bidi="ar_AE"/>
+        </w:rPr>
         <w:t>"</w:t>
       </w:r>
       <w:r>
@@ -30880,6 +31832,23 @@
           <w:b/>
           <w:lang w:val="ar_AE" w:bidi="ar_AE"/>
         </w:rPr>
+        <w:t>σπουδαιοτέρως οὖν ἔπεμψα αὐτὸν, ἵνα ἰδόντες αὐτὸν πάλιν, χαρῆτε κἀγὼ ἀλυπότερος ὦ</w:t>
+      </w:r>
+    </w:p>
+    <w:p>
+      <w:pPr>
+        <w:bidi/>
+      </w:pPr>
+      <w:r>
+        <w:rPr>
+          <w:lang w:val="ar_AE" w:bidi="ar_AE"/>
+        </w:rPr>
+      </w:r>
+      <w:r>
+        <w:rPr>
+          <w:b/>
+          <w:lang w:val="ar_AE" w:bidi="ar_AE"/>
+        </w:rPr>
         <w:t>"</w:t>
       </w:r>
       <w:r>
@@ -31738,6 +32707,23 @@
           <w:b/>
           <w:lang w:val="ar_AE" w:bidi="ar_AE"/>
         </w:rPr>
+        <w:t>ὅτι διὰ τὸ ἔργον Χριστοῦ μέχρι θανάτου ἤγγισεν, παραβολευσάμενος τῇ ψυχῇ, ἵνα ἀναπληρώσῃ τὸ ὑμῶν ὑστέρημα, τῆς πρός με λειτουργίας</w:t>
+      </w:r>
+    </w:p>
+    <w:p>
+      <w:pPr>
+        <w:bidi/>
+      </w:pPr>
+      <w:r>
+        <w:rPr>
+          <w:lang w:val="ar_AE" w:bidi="ar_AE"/>
+        </w:rPr>
+      </w:r>
+      <w:r>
+        <w:rPr>
+          <w:b/>
+          <w:lang w:val="ar_AE" w:bidi="ar_AE"/>
+        </w:rPr>
         <w:t>"</w:t>
       </w:r>
       <w:r>
@@ -32437,6 +33423,23 @@
         <w:rPr>
           <w:lang w:val="ar_AE" w:bidi="ar_AE"/>
         </w:rPr>
+      </w:r>
+    </w:p>
+    <w:p>
+      <w:pPr>
+        <w:bidi/>
+      </w:pPr>
+      <w:r>
+        <w:rPr>
+          <w:lang w:val="ar_AE" w:bidi="ar_AE"/>
+        </w:rPr>
+      </w:r>
+      <w:r>
+        <w:rPr>
+          <w:b/>
+          <w:lang w:val="ar_AE" w:bidi="ar_AE"/>
+        </w:rPr>
+        <w:t>ἵνα ἀναπληρώσῃ τὸ ὑμῶν ὑστέρημα, τῆς πρός με λειτουργίας</w:t>
       </w:r>
     </w:p>
     <w:p>
@@ -33479,6 +34482,23 @@
           <w:b/>
           <w:lang w:val="ar_AE" w:bidi="ar_AE"/>
         </w:rPr>
+        <w:t>τοὺς κύνας &amp; τοὺς κακοὺς ἐργάτας &amp; τὴν κατατομήν</w:t>
+      </w:r>
+    </w:p>
+    <w:p>
+      <w:pPr>
+        <w:bidi/>
+      </w:pPr>
+      <w:r>
+        <w:rPr>
+          <w:lang w:val="ar_AE" w:bidi="ar_AE"/>
+        </w:rPr>
+      </w:r>
+      <w:r>
+        <w:rPr>
+          <w:b/>
+          <w:lang w:val="ar_AE" w:bidi="ar_AE"/>
+        </w:rPr>
         <w:t>"</w:t>
       </w:r>
       <w:r>
@@ -34450,6 +35470,23 @@
           <w:b/>
           <w:lang w:val="ar_AE" w:bidi="ar_AE"/>
         </w:rPr>
+        <w:t>οἱ Πνεύματι Θεοῦ λατρεύοντες</w:t>
+      </w:r>
+    </w:p>
+    <w:p>
+      <w:pPr>
+        <w:bidi/>
+      </w:pPr>
+      <w:r>
+        <w:rPr>
+          <w:lang w:val="ar_AE" w:bidi="ar_AE"/>
+        </w:rPr>
+      </w:r>
+      <w:r>
+        <w:rPr>
+          <w:b/>
+          <w:lang w:val="ar_AE" w:bidi="ar_AE"/>
+        </w:rPr>
         <w:t>"</w:t>
       </w:r>
       <w:r>
@@ -34968,6 +36005,23 @@
         <w:rPr>
           <w:lang w:val="ar_AE" w:bidi="ar_AE"/>
         </w:rPr>
+      </w:r>
+    </w:p>
+    <w:p>
+      <w:pPr>
+        <w:bidi/>
+      </w:pPr>
+      <w:r>
+        <w:rPr>
+          <w:lang w:val="ar_AE" w:bidi="ar_AE"/>
+        </w:rPr>
+      </w:r>
+      <w:r>
+        <w:rPr>
+          <w:b/>
+          <w:lang w:val="ar_AE" w:bidi="ar_AE"/>
+        </w:rPr>
+        <w:t>ἐγὼ ἔχων πεποίθησιν καὶ ἐν σαρκί. εἴ τις δοκεῖ ἄλλος πεποιθέναι ἐν σαρκί, ἐγὼ μᾶλλον</w:t>
       </w:r>
     </w:p>
     <w:p>
@@ -35538,6 +36592,23 @@
           <w:b/>
           <w:lang w:val="ar_AE" w:bidi="ar_AE"/>
         </w:rPr>
+        <w:t>κατὰ ζῆλος διώκων τὴν ἐκκλησίαν, κατὰ δικαιοσύνην τὴν ἐν νόμῳ γενόμενος ἄμεμπτος</w:t>
+      </w:r>
+    </w:p>
+    <w:p>
+      <w:pPr>
+        <w:bidi/>
+      </w:pPr>
+      <w:r>
+        <w:rPr>
+          <w:lang w:val="ar_AE" w:bidi="ar_AE"/>
+        </w:rPr>
+      </w:r>
+      <w:r>
+        <w:rPr>
+          <w:b/>
+          <w:lang w:val="ar_AE" w:bidi="ar_AE"/>
+        </w:rPr>
         <w:t>"</w:t>
       </w:r>
       <w:r>
@@ -35940,6 +37011,23 @@
           <w:b/>
           <w:lang w:val="ar_AE" w:bidi="ar_AE"/>
         </w:rPr>
+        <w:t>κατὰ δικαιοσύνην τὴν ἐν νόμῳ γενόμενος ἄμεμπτος</w:t>
+      </w:r>
+    </w:p>
+    <w:p>
+      <w:pPr>
+        <w:bidi/>
+      </w:pPr>
+      <w:r>
+        <w:rPr>
+          <w:lang w:val="ar_AE" w:bidi="ar_AE"/>
+        </w:rPr>
+      </w:r>
+      <w:r>
+        <w:rPr>
+          <w:b/>
+          <w:lang w:val="ar_AE" w:bidi="ar_AE"/>
+        </w:rPr>
         <w:t>"</w:t>
       </w:r>
       <w:r>
@@ -36056,6 +37144,23 @@
         <w:rPr>
           <w:lang w:val="ar_AE" w:bidi="ar_AE"/>
         </w:rPr>
+      </w:r>
+    </w:p>
+    <w:p>
+      <w:pPr>
+        <w:bidi/>
+      </w:pPr>
+      <w:r>
+        <w:rPr>
+          <w:lang w:val="ar_AE" w:bidi="ar_AE"/>
+        </w:rPr>
+      </w:r>
+      <w:r>
+        <w:rPr>
+          <w:b/>
+          <w:lang w:val="ar_AE" w:bidi="ar_AE"/>
+        </w:rPr>
+        <w:t>ἅτινα ἦν μοι κέρδη, ταῦτα ἥγημαι διὰ τὸν Χριστὸν ζημίαν</w:t>
       </w:r>
     </w:p>
     <w:p>
@@ -36661,6 +37766,23 @@
           <w:b/>
           <w:lang w:val="ar_AE" w:bidi="ar_AE"/>
         </w:rPr>
+        <w:t>ταῦτα ἥγημαι διὰ τὸν Χριστὸν ζημίαν</w:t>
+      </w:r>
+    </w:p>
+    <w:p>
+      <w:pPr>
+        <w:bidi/>
+      </w:pPr>
+      <w:r>
+        <w:rPr>
+          <w:lang w:val="ar_AE" w:bidi="ar_AE"/>
+        </w:rPr>
+      </w:r>
+      <w:r>
+        <w:rPr>
+          <w:b/>
+          <w:lang w:val="ar_AE" w:bidi="ar_AE"/>
+        </w:rPr>
         <w:t>"</w:t>
       </w:r>
       <w:r>
@@ -36777,6 +37899,23 @@
         <w:rPr>
           <w:lang w:val="ar_AE" w:bidi="ar_AE"/>
         </w:rPr>
+      </w:r>
+    </w:p>
+    <w:p>
+      <w:pPr>
+        <w:bidi/>
+      </w:pPr>
+      <w:r>
+        <w:rPr>
+          <w:lang w:val="ar_AE" w:bidi="ar_AE"/>
+        </w:rPr>
+      </w:r>
+      <w:r>
+        <w:rPr>
+          <w:b/>
+          <w:lang w:val="ar_AE" w:bidi="ar_AE"/>
+        </w:rPr>
+        <w:t>ἀλλὰ μενοῦνγε καὶ ἡγοῦμαι πάντα ζημίαν εἶναι, διὰ τὸ ὑπερέχον τῆς γνώσεως Χριστοῦ Ἰησοῦ τοῦ Κυρίου μου, δι’ ὃν τὰ πάντα ἐζημιώθην καὶ ἡγοῦμαι σκύβαλα, ἵνα Χριστὸν κερδήσω</w:t>
       </w:r>
     </w:p>
     <w:p>
@@ -36917,6 +38056,23 @@
           <w:b/>
           <w:lang w:val="ar_AE" w:bidi="ar_AE"/>
         </w:rPr>
+        <w:t>ἡγοῦμαι</w:t>
+      </w:r>
+    </w:p>
+    <w:p>
+      <w:pPr>
+        <w:bidi/>
+      </w:pPr>
+      <w:r>
+        <w:rPr>
+          <w:lang w:val="ar_AE" w:bidi="ar_AE"/>
+        </w:rPr>
+      </w:r>
+      <w:r>
+        <w:rPr>
+          <w:b/>
+          <w:lang w:val="ar_AE" w:bidi="ar_AE"/>
+        </w:rPr>
         <w:t>"</w:t>
       </w:r>
       <w:r>
@@ -37186,6 +38342,23 @@
           <w:b/>
           <w:lang w:val="ar_AE" w:bidi="ar_AE"/>
         </w:rPr>
+        <w:t>καὶ ἡγοῦμαι πάντα ζημίαν εἶναι, διὰ τὸ ὑπερέχον τῆς γνώσεως Χριστοῦ Ἰησοῦ τοῦ Κυρίου μου</w:t>
+      </w:r>
+    </w:p>
+    <w:p>
+      <w:pPr>
+        <w:bidi/>
+      </w:pPr>
+      <w:r>
+        <w:rPr>
+          <w:lang w:val="ar_AE" w:bidi="ar_AE"/>
+        </w:rPr>
+      </w:r>
+      <w:r>
+        <w:rPr>
+          <w:b/>
+          <w:lang w:val="ar_AE" w:bidi="ar_AE"/>
+        </w:rPr>
         <w:t>"</w:t>
       </w:r>
       <w:r>
@@ -37318,7 +38491,7 @@
           <w:b/>
           <w:lang w:val="ar_AE" w:bidi="ar_AE"/>
         </w:rPr>
-        <w:t>καὶ ἡγοῦμαι πάντα ζημίαν εἶναι, διὰ τὸ ὑπερέχον τῆς γνώσεως Χριστοῦ Ἰησοῦ τοῦ Κυρίου μου</w:t>
+        <w:t>διὰ τὸ ὑπερέχον τῆς γνώσεως Χριστοῦ Ἰησοῦ τοῦ Κυρίου μου</w:t>
       </w:r>
     </w:p>
     <w:p>
@@ -37466,6 +38639,23 @@
           <w:b/>
           <w:lang w:val="ar_AE" w:bidi="ar_AE"/>
         </w:rPr>
+        <w:t>διὰ τὸ ὑπερέχον τῆς γνώσεως Χριστοῦ Ἰησοῦ τοῦ Κυρίου μου</w:t>
+      </w:r>
+    </w:p>
+    <w:p>
+      <w:pPr>
+        <w:bidi/>
+      </w:pPr>
+      <w:r>
+        <w:rPr>
+          <w:lang w:val="ar_AE" w:bidi="ar_AE"/>
+        </w:rPr>
+      </w:r>
+      <w:r>
+        <w:rPr>
+          <w:b/>
+          <w:lang w:val="ar_AE" w:bidi="ar_AE"/>
+        </w:rPr>
         <w:t>"</w:t>
       </w:r>
       <w:r>
@@ -37670,6 +38860,23 @@
         <w:rPr>
           <w:lang w:val="ar_AE" w:bidi="ar_AE"/>
         </w:rPr>
+      </w:r>
+    </w:p>
+    <w:p>
+      <w:pPr>
+        <w:bidi/>
+      </w:pPr>
+      <w:r>
+        <w:rPr>
+          <w:lang w:val="ar_AE" w:bidi="ar_AE"/>
+        </w:rPr>
+      </w:r>
+      <w:r>
+        <w:rPr>
+          <w:b/>
+          <w:lang w:val="ar_AE" w:bidi="ar_AE"/>
+        </w:rPr>
+        <w:t>δι’ ὃν τὰ πάντα ἐζημιώθην</w:t>
       </w:r>
     </w:p>
     <w:p>
@@ -37823,6 +39030,23 @@
           <w:b/>
           <w:lang w:val="ar_AE" w:bidi="ar_AE"/>
         </w:rPr>
+        <w:t>ἡγοῦμαι</w:t>
+      </w:r>
+    </w:p>
+    <w:p>
+      <w:pPr>
+        <w:bidi/>
+      </w:pPr>
+      <w:r>
+        <w:rPr>
+          <w:lang w:val="ar_AE" w:bidi="ar_AE"/>
+        </w:rPr>
+      </w:r>
+      <w:r>
+        <w:rPr>
+          <w:b/>
+          <w:lang w:val="ar_AE" w:bidi="ar_AE"/>
+        </w:rPr>
         <w:t>"</w:t>
       </w:r>
       <w:r>
@@ -38087,6 +39311,23 @@
           <w:b/>
           <w:lang w:val="ar_AE" w:bidi="ar_AE"/>
         </w:rPr>
+        <w:t>κερδήσω</w:t>
+      </w:r>
+    </w:p>
+    <w:p>
+      <w:pPr>
+        <w:bidi/>
+      </w:pPr>
+      <w:r>
+        <w:rPr>
+          <w:lang w:val="ar_AE" w:bidi="ar_AE"/>
+        </w:rPr>
+      </w:r>
+      <w:r>
+        <w:rPr>
+          <w:b/>
+          <w:lang w:val="ar_AE" w:bidi="ar_AE"/>
+        </w:rPr>
         <w:t>"</w:t>
       </w:r>
       <w:r>
@@ -38474,6 +39715,23 @@
           <w:b/>
           <w:lang w:val="ar_AE" w:bidi="ar_AE"/>
         </w:rPr>
+        <w:t>μὴ ἔχων ἐμὴν δικαιοσύνην, τὴν ἐκ νόμου</w:t>
+      </w:r>
+    </w:p>
+    <w:p>
+      <w:pPr>
+        <w:bidi/>
+      </w:pPr>
+      <w:r>
+        <w:rPr>
+          <w:lang w:val="ar_AE" w:bidi="ar_AE"/>
+        </w:rPr>
+      </w:r>
+      <w:r>
+        <w:rPr>
+          <w:b/>
+          <w:lang w:val="ar_AE" w:bidi="ar_AE"/>
+        </w:rPr>
         <w:t>"</w:t>
       </w:r>
       <w:r>
@@ -38606,6 +39864,23 @@
           <w:b/>
           <w:lang w:val="ar_AE" w:bidi="ar_AE"/>
         </w:rPr>
+        <w:t>ἀλλὰ τὴν διὰ πίστεως Χριστοῦ</w:t>
+      </w:r>
+    </w:p>
+    <w:p>
+      <w:pPr>
+        <w:bidi/>
+      </w:pPr>
+      <w:r>
+        <w:rPr>
+          <w:lang w:val="ar_AE" w:bidi="ar_AE"/>
+        </w:rPr>
+      </w:r>
+      <w:r>
+        <w:rPr>
+          <w:b/>
+          <w:lang w:val="ar_AE" w:bidi="ar_AE"/>
+        </w:rPr>
         <w:t>"</w:t>
       </w:r>
       <w:r>
@@ -39306,6 +40581,23 @@
           <w:b/>
           <w:lang w:val="ar_AE" w:bidi="ar_AE"/>
         </w:rPr>
+        <w:t>τοῦ γνῶναι αὐτὸν, καὶ τὴν δύναμιν τῆς ἀναστάσεως αὐτοῦ, καὶ κοινωνίαν παθημάτων αὐτοῦ, συμμορφιζόμενος τῷ θανάτῳ αὐτοῦ</w:t>
+      </w:r>
+    </w:p>
+    <w:p>
+      <w:pPr>
+        <w:bidi/>
+      </w:pPr>
+      <w:r>
+        <w:rPr>
+          <w:lang w:val="ar_AE" w:bidi="ar_AE"/>
+        </w:rPr>
+      </w:r>
+      <w:r>
+        <w:rPr>
+          <w:b/>
+          <w:lang w:val="ar_AE" w:bidi="ar_AE"/>
+        </w:rPr>
         <w:t>"</w:t>
       </w:r>
       <w:r>
@@ -39531,6 +40823,23 @@
         <w:rPr>
           <w:lang w:val="ar_AE" w:bidi="ar_AE"/>
         </w:rPr>
+      </w:r>
+    </w:p>
+    <w:p>
+      <w:pPr>
+        <w:bidi/>
+      </w:pPr>
+      <w:r>
+        <w:rPr>
+          <w:lang w:val="ar_AE" w:bidi="ar_AE"/>
+        </w:rPr>
+      </w:r>
+      <w:r>
+        <w:rPr>
+          <w:b/>
+          <w:lang w:val="ar_AE" w:bidi="ar_AE"/>
+        </w:rPr>
+        <w:t>τοῦ γνῶναι αὐτὸν, καὶ τὴν δύναμιν τῆς ἀναστάσεως αὐτοῦ, καὶ κοινωνίαν παθημάτων αὐτοῦ</w:t>
       </w:r>
     </w:p>
     <w:p>
@@ -40073,6 +41382,23 @@
           <w:b/>
           <w:lang w:val="ar_AE" w:bidi="ar_AE"/>
         </w:rPr>
+        <w:t>καὶ κοινωνίαν παθημάτων αὐτοῦ</w:t>
+      </w:r>
+    </w:p>
+    <w:p>
+      <w:pPr>
+        <w:bidi/>
+      </w:pPr>
+      <w:r>
+        <w:rPr>
+          <w:lang w:val="ar_AE" w:bidi="ar_AE"/>
+        </w:rPr>
+      </w:r>
+      <w:r>
+        <w:rPr>
+          <w:b/>
+          <w:lang w:val="ar_AE" w:bidi="ar_AE"/>
+        </w:rPr>
         <w:t>"</w:t>
       </w:r>
       <w:r>
@@ -40314,6 +41640,23 @@
           <w:b/>
           <w:lang w:val="ar_AE" w:bidi="ar_AE"/>
         </w:rPr>
+        <w:t>συμμορφιζόμενος τῷ θανάτῳ αὐτοῦ</w:t>
+      </w:r>
+    </w:p>
+    <w:p>
+      <w:pPr>
+        <w:bidi/>
+      </w:pPr>
+      <w:r>
+        <w:rPr>
+          <w:lang w:val="ar_AE" w:bidi="ar_AE"/>
+        </w:rPr>
+      </w:r>
+      <w:r>
+        <w:rPr>
+          <w:b/>
+          <w:lang w:val="ar_AE" w:bidi="ar_AE"/>
+        </w:rPr>
         <w:t>"</w:t>
       </w:r>
       <w:r>
@@ -40433,6 +41776,23 @@
           <w:b/>
           <w:lang w:val="ar_AE" w:bidi="ar_AE"/>
         </w:rPr>
+        <w:t>συμμορφιζόμενος τῷ θανάτῳ αὐτοῦ</w:t>
+      </w:r>
+    </w:p>
+    <w:p>
+      <w:pPr>
+        <w:bidi/>
+      </w:pPr>
+      <w:r>
+        <w:rPr>
+          <w:lang w:val="ar_AE" w:bidi="ar_AE"/>
+        </w:rPr>
+      </w:r>
+      <w:r>
+        <w:rPr>
+          <w:b/>
+          <w:lang w:val="ar_AE" w:bidi="ar_AE"/>
+        </w:rPr>
         <w:t>"</w:t>
       </w:r>
       <w:r>
@@ -40546,6 +41906,23 @@
           <w:b/>
           <w:lang w:val="ar_AE" w:bidi="ar_AE"/>
         </w:rPr>
+        <w:t>τὴν ἐξανάστασιν τὴν ἐκ νεκρῶν</w:t>
+      </w:r>
+    </w:p>
+    <w:p>
+      <w:pPr>
+        <w:bidi/>
+      </w:pPr>
+      <w:r>
+        <w:rPr>
+          <w:lang w:val="ar_AE" w:bidi="ar_AE"/>
+        </w:rPr>
+      </w:r>
+      <w:r>
+        <w:rPr>
+          <w:b/>
+          <w:lang w:val="ar_AE" w:bidi="ar_AE"/>
+        </w:rPr>
         <w:t>"</w:t>
       </w:r>
       <w:r>
@@ -41158,6 +42535,23 @@
         <w:rPr>
           <w:lang w:val="ar_AE" w:bidi="ar_AE"/>
         </w:rPr>
+      </w:r>
+    </w:p>
+    <w:p>
+      <w:pPr>
+        <w:bidi/>
+      </w:pPr>
+      <w:r>
+        <w:rPr>
+          <w:lang w:val="ar_AE" w:bidi="ar_AE"/>
+        </w:rPr>
+      </w:r>
+      <w:r>
+        <w:rPr>
+          <w:b/>
+          <w:lang w:val="ar_AE" w:bidi="ar_AE"/>
+        </w:rPr>
+        <w:t>καταλάβω, ἐφ’ ᾧ καὶ κατελήμφθην ὑπὸ Χριστοῦ Ἰησοῦ</w:t>
       </w:r>
     </w:p>
     <w:p>
@@ -42548,6 +43942,23 @@
           <w:b/>
           <w:lang w:val="ar_AE" w:bidi="ar_AE"/>
         </w:rPr>
+        <w:t>κατὰ σκοπὸν διώκω εἰς τὸ βραβεῖον τῆς ἄνω κλήσεως τοῦ Θεοῦ ἐν Χριστῷ Ἰησοῦ</w:t>
+      </w:r>
+    </w:p>
+    <w:p>
+      <w:pPr>
+        <w:bidi/>
+      </w:pPr>
+      <w:r>
+        <w:rPr>
+          <w:lang w:val="ar_AE" w:bidi="ar_AE"/>
+        </w:rPr>
+      </w:r>
+      <w:r>
+        <w:rPr>
+          <w:b/>
+          <w:lang w:val="ar_AE" w:bidi="ar_AE"/>
+        </w:rPr>
         <w:t>"</w:t>
       </w:r>
       <w:r>
@@ -42677,6 +44088,23 @@
         <w:rPr>
           <w:lang w:val="ar_AE" w:bidi="ar_AE"/>
         </w:rPr>
+      </w:r>
+    </w:p>
+    <w:p>
+      <w:pPr>
+        <w:bidi/>
+      </w:pPr>
+      <w:r>
+        <w:rPr>
+          <w:lang w:val="ar_AE" w:bidi="ar_AE"/>
+        </w:rPr>
+      </w:r>
+      <w:r>
+        <w:rPr>
+          <w:b/>
+          <w:lang w:val="ar_AE" w:bidi="ar_AE"/>
+        </w:rPr>
+        <w:t>κατὰ σκοπὸν διώκω εἰς τὸ βραβεῖον τῆς ἄνω κλήσεως τοῦ Θεοῦ ἐν Χριστῷ Ἰησοῦ</w:t>
       </w:r>
     </w:p>
     <w:p>
@@ -43223,6 +44651,23 @@
           <w:b/>
           <w:lang w:val="ar_AE" w:bidi="ar_AE"/>
         </w:rPr>
+        <w:t>καὶ τοῦτο ὁ Θεὸς ὑμῖν ἀποκαλύψει</w:t>
+      </w:r>
+    </w:p>
+    <w:p>
+      <w:pPr>
+        <w:bidi/>
+      </w:pPr>
+      <w:r>
+        <w:rPr>
+          <w:lang w:val="ar_AE" w:bidi="ar_AE"/>
+        </w:rPr>
+      </w:r>
+      <w:r>
+        <w:rPr>
+          <w:b/>
+          <w:lang w:val="ar_AE" w:bidi="ar_AE"/>
+        </w:rPr>
         <w:t>"</w:t>
       </w:r>
       <w:r>
@@ -43456,6 +44901,23 @@
           <w:b/>
           <w:lang w:val="ar_AE" w:bidi="ar_AE"/>
         </w:rPr>
+        <w:t>εἰς ὃ ἐφθάσαμεν, τῷ αὐτῷ στοιχεῖν</w:t>
+      </w:r>
+    </w:p>
+    <w:p>
+      <w:pPr>
+        <w:bidi/>
+      </w:pPr>
+      <w:r>
+        <w:rPr>
+          <w:lang w:val="ar_AE" w:bidi="ar_AE"/>
+        </w:rPr>
+      </w:r>
+      <w:r>
+        <w:rPr>
+          <w:b/>
+          <w:lang w:val="ar_AE" w:bidi="ar_AE"/>
+        </w:rPr>
         <w:t>"</w:t>
       </w:r>
       <w:r>
@@ -43539,6 +45001,23 @@
           <w:b/>
           <w:lang w:val="ar_AE" w:bidi="ar_AE"/>
         </w:rPr>
+        <w:t>συνμιμηταί μου γίνεσθε</w:t>
+      </w:r>
+    </w:p>
+    <w:p>
+      <w:pPr>
+        <w:bidi/>
+      </w:pPr>
+      <w:r>
+        <w:rPr>
+          <w:lang w:val="ar_AE" w:bidi="ar_AE"/>
+        </w:rPr>
+      </w:r>
+      <w:r>
+        <w:rPr>
+          <w:b/>
+          <w:lang w:val="ar_AE" w:bidi="ar_AE"/>
+        </w:rPr>
         <w:t>"</w:t>
       </w:r>
       <w:r>
@@ -43743,6 +45222,23 @@
         <w:rPr>
           <w:lang w:val="ar_AE" w:bidi="ar_AE"/>
         </w:rPr>
+      </w:r>
+    </w:p>
+    <w:p>
+      <w:pPr>
+        <w:bidi/>
+      </w:pPr>
+      <w:r>
+        <w:rPr>
+          <w:lang w:val="ar_AE" w:bidi="ar_AE"/>
+        </w:rPr>
+      </w:r>
+      <w:r>
+        <w:rPr>
+          <w:b/>
+          <w:lang w:val="ar_AE" w:bidi="ar_AE"/>
+        </w:rPr>
+        <w:t>ἀδελφοί</w:t>
       </w:r>
     </w:p>
     <w:p>
@@ -44010,6 +45506,23 @@
           <w:b/>
           <w:lang w:val="ar_AE" w:bidi="ar_AE"/>
         </w:rPr>
+        <w:t>τοὺς οὕτω περιπατοῦντας, καθὼς ἔχετε τύπον ἡμᾶς</w:t>
+      </w:r>
+    </w:p>
+    <w:p>
+      <w:pPr>
+        <w:bidi/>
+      </w:pPr>
+      <w:r>
+        <w:rPr>
+          <w:lang w:val="ar_AE" w:bidi="ar_AE"/>
+        </w:rPr>
+      </w:r>
+      <w:r>
+        <w:rPr>
+          <w:b/>
+          <w:lang w:val="ar_AE" w:bidi="ar_AE"/>
+        </w:rPr>
         <w:t>"</w:t>
       </w:r>
       <w:r>
@@ -44366,6 +45879,23 @@
           <w:b/>
           <w:lang w:val="ar_AE" w:bidi="ar_AE"/>
         </w:rPr>
+        <w:t>νῦν δὲ καὶ κλαίων</w:t>
+      </w:r>
+    </w:p>
+    <w:p>
+      <w:pPr>
+        <w:bidi/>
+      </w:pPr>
+      <w:r>
+        <w:rPr>
+          <w:lang w:val="ar_AE" w:bidi="ar_AE"/>
+        </w:rPr>
+      </w:r>
+      <w:r>
+        <w:rPr>
+          <w:b/>
+          <w:lang w:val="ar_AE" w:bidi="ar_AE"/>
+        </w:rPr>
         <w:t>"</w:t>
       </w:r>
       <w:r>
@@ -45059,6 +46589,23 @@
           <w:b/>
           <w:lang w:val="ar_AE" w:bidi="ar_AE"/>
         </w:rPr>
+        <w:t>ἡ δόξα ἐν τῇ αἰσχύνῃ αὐτῶν</w:t>
+      </w:r>
+    </w:p>
+    <w:p>
+      <w:pPr>
+        <w:bidi/>
+      </w:pPr>
+      <w:r>
+        <w:rPr>
+          <w:lang w:val="ar_AE" w:bidi="ar_AE"/>
+        </w:rPr>
+      </w:r>
+      <w:r>
+        <w:rPr>
+          <w:b/>
+          <w:lang w:val="ar_AE" w:bidi="ar_AE"/>
+        </w:rPr>
         <w:t>"</w:t>
       </w:r>
       <w:r>
@@ -45462,6 +47009,23 @@
           <w:b/>
           <w:lang w:val="ar_AE" w:bidi="ar_AE"/>
         </w:rPr>
+        <w:t>οἱ τὰ ἐπίγεια φρονοῦντες</w:t>
+      </w:r>
+    </w:p>
+    <w:p>
+      <w:pPr>
+        <w:bidi/>
+      </w:pPr>
+      <w:r>
+        <w:rPr>
+          <w:lang w:val="ar_AE" w:bidi="ar_AE"/>
+        </w:rPr>
+      </w:r>
+      <w:r>
+        <w:rPr>
+          <w:b/>
+          <w:lang w:val="ar_AE" w:bidi="ar_AE"/>
+        </w:rPr>
         <w:t>"</w:t>
       </w:r>
       <w:r>
@@ -46017,6 +47581,23 @@
           <w:b/>
           <w:lang w:val="ar_AE" w:bidi="ar_AE"/>
         </w:rPr>
+        <w:t>τῷ σώματι τῆς δόξης αὐτοῦ</w:t>
+      </w:r>
+    </w:p>
+    <w:p>
+      <w:pPr>
+        <w:bidi/>
+      </w:pPr>
+      <w:r>
+        <w:rPr>
+          <w:lang w:val="ar_AE" w:bidi="ar_AE"/>
+        </w:rPr>
+      </w:r>
+      <w:r>
+        <w:rPr>
+          <w:b/>
+          <w:lang w:val="ar_AE" w:bidi="ar_AE"/>
+        </w:rPr>
         <w:t>"</w:t>
       </w:r>
       <w:r>
@@ -46431,6 +48012,23 @@
         <w:rPr>
           <w:lang w:val="ar_AE" w:bidi="ar_AE"/>
         </w:rPr>
+      </w:r>
+    </w:p>
+    <w:p>
+      <w:pPr>
+        <w:bidi/>
+      </w:pPr>
+      <w:r>
+        <w:rPr>
+          <w:lang w:val="ar_AE" w:bidi="ar_AE"/>
+        </w:rPr>
+      </w:r>
+      <w:r>
+        <w:rPr>
+          <w:b/>
+          <w:lang w:val="ar_AE" w:bidi="ar_AE"/>
+        </w:rPr>
+        <w:t>ἀδελφοί</w:t>
       </w:r>
     </w:p>
     <w:p>
@@ -46584,6 +48182,23 @@
           <w:b/>
           <w:lang w:val="ar_AE" w:bidi="ar_AE"/>
         </w:rPr>
+        <w:t>ἀγαπητοὶ καὶ ἐπιπόθητοι</w:t>
+      </w:r>
+    </w:p>
+    <w:p>
+      <w:pPr>
+        <w:bidi/>
+      </w:pPr>
+      <w:r>
+        <w:rPr>
+          <w:lang w:val="ar_AE" w:bidi="ar_AE"/>
+        </w:rPr>
+      </w:r>
+      <w:r>
+        <w:rPr>
+          <w:b/>
+          <w:lang w:val="ar_AE" w:bidi="ar_AE"/>
+        </w:rPr>
         <w:t>"</w:t>
       </w:r>
       <w:r>
@@ -47106,6 +48721,23 @@
         <w:rPr>
           <w:lang w:val="ar_AE" w:bidi="ar_AE"/>
         </w:rPr>
+      </w:r>
+    </w:p>
+    <w:p>
+      <w:pPr>
+        <w:bidi/>
+      </w:pPr>
+      <w:r>
+        <w:rPr>
+          <w:lang w:val="ar_AE" w:bidi="ar_AE"/>
+        </w:rPr>
+      </w:r>
+      <w:r>
+        <w:rPr>
+          <w:b/>
+          <w:lang w:val="ar_AE" w:bidi="ar_AE"/>
+        </w:rPr>
+        <w:t>οὕτως στήκετε ἐν Κυρίῳ, ἀγαπητοί</w:t>
       </w:r>
     </w:p>
     <w:p>
@@ -47610,6 +49242,23 @@
           <w:b/>
           <w:lang w:val="ar_AE" w:bidi="ar_AE"/>
         </w:rPr>
+        <w:t>οὕτως στήκετε ἐν Κυρίῳ</w:t>
+      </w:r>
+    </w:p>
+    <w:p>
+      <w:pPr>
+        <w:bidi/>
+      </w:pPr>
+      <w:r>
+        <w:rPr>
+          <w:lang w:val="ar_AE" w:bidi="ar_AE"/>
+        </w:rPr>
+      </w:r>
+      <w:r>
+        <w:rPr>
+          <w:b/>
+          <w:lang w:val="ar_AE" w:bidi="ar_AE"/>
+        </w:rPr>
         <w:t>"</w:t>
       </w:r>
       <w:r>
@@ -47694,6 +49343,23 @@
           <w:b/>
           <w:lang w:val="ar_AE" w:bidi="ar_AE"/>
         </w:rPr>
+        <w:t>Εὐοδίαν &amp; Συντύχην</w:t>
+      </w:r>
+    </w:p>
+    <w:p>
+      <w:pPr>
+        <w:bidi/>
+      </w:pPr>
+      <w:r>
+        <w:rPr>
+          <w:lang w:val="ar_AE" w:bidi="ar_AE"/>
+        </w:rPr>
+      </w:r>
+      <w:r>
+        <w:rPr>
+          <w:b/>
+          <w:lang w:val="ar_AE" w:bidi="ar_AE"/>
+        </w:rPr>
         <w:t>"</w:t>
       </w:r>
       <w:r>
@@ -48336,6 +50002,23 @@
         <w:rPr>
           <w:lang w:val="ar_AE" w:bidi="ar_AE"/>
         </w:rPr>
+      </w:r>
+    </w:p>
+    <w:p>
+      <w:pPr>
+        <w:bidi/>
+      </w:pPr>
+      <w:r>
+        <w:rPr>
+          <w:lang w:val="ar_AE" w:bidi="ar_AE"/>
+        </w:rPr>
+      </w:r>
+      <w:r>
+        <w:rPr>
+          <w:b/>
+          <w:lang w:val="ar_AE" w:bidi="ar_AE"/>
+        </w:rPr>
+        <w:t>τῷ εὐαγγελίῳ</w:t>
       </w:r>
     </w:p>
     <w:p>
@@ -48467,6 +50150,23 @@
           <w:b/>
           <w:lang w:val="ar_AE" w:bidi="ar_AE"/>
         </w:rPr>
+        <w:t>Κλήμεντος</w:t>
+      </w:r>
+    </w:p>
+    <w:p>
+      <w:pPr>
+        <w:bidi/>
+      </w:pPr>
+      <w:r>
+        <w:rPr>
+          <w:lang w:val="ar_AE" w:bidi="ar_AE"/>
+        </w:rPr>
+      </w:r>
+      <w:r>
+        <w:rPr>
+          <w:b/>
+          <w:lang w:val="ar_AE" w:bidi="ar_AE"/>
+        </w:rPr>
         <w:t>"</w:t>
       </w:r>
       <w:r>
@@ -48580,6 +50280,23 @@
           <w:b/>
           <w:lang w:val="ar_AE" w:bidi="ar_AE"/>
         </w:rPr>
+        <w:t>ὧν τὰ ὀνόματα ἐν βίβλῳ ζωῆς</w:t>
+      </w:r>
+    </w:p>
+    <w:p>
+      <w:pPr>
+        <w:bidi/>
+      </w:pPr>
+      <w:r>
+        <w:rPr>
+          <w:lang w:val="ar_AE" w:bidi="ar_AE"/>
+        </w:rPr>
+      </w:r>
+      <w:r>
+        <w:rPr>
+          <w:b/>
+          <w:lang w:val="ar_AE" w:bidi="ar_AE"/>
+        </w:rPr>
         <w:t>"</w:t>
       </w:r>
       <w:r>
@@ -48648,6 +50365,23 @@
         <w:rPr>
           <w:lang w:val="ar_AE" w:bidi="ar_AE"/>
         </w:rPr>
+      </w:r>
+    </w:p>
+    <w:p>
+      <w:pPr>
+        <w:bidi/>
+      </w:pPr>
+      <w:r>
+        <w:rPr>
+          <w:lang w:val="ar_AE" w:bidi="ar_AE"/>
+        </w:rPr>
+      </w:r>
+      <w:r>
+        <w:rPr>
+          <w:b/>
+          <w:lang w:val="ar_AE" w:bidi="ar_AE"/>
+        </w:rPr>
+        <w:t>χαίρετε ἐν Κυρίῳ</w:t>
       </w:r>
     </w:p>
     <w:p>
@@ -48779,6 +50513,23 @@
           <w:b/>
           <w:lang w:val="ar_AE" w:bidi="ar_AE"/>
         </w:rPr>
+        <w:t>χαίρετε ἐν Κυρίῳ πάντοτε, πάλιν ἐρῶ, χαίρετε</w:t>
+      </w:r>
+    </w:p>
+    <w:p>
+      <w:pPr>
+        <w:bidi/>
+      </w:pPr>
+      <w:r>
+        <w:rPr>
+          <w:lang w:val="ar_AE" w:bidi="ar_AE"/>
+        </w:rPr>
+      </w:r>
+      <w:r>
+        <w:rPr>
+          <w:b/>
+          <w:lang w:val="ar_AE" w:bidi="ar_AE"/>
+        </w:rPr>
         <w:t>"</w:t>
       </w:r>
       <w:r>
@@ -50477,6 +52228,23 @@
           <w:b/>
           <w:lang w:val="ar_AE" w:bidi="ar_AE"/>
         </w:rPr>
+        <w:t>τὰ αἰτήματα ὑμῶν γνωριζέσθω πρὸς τὸν Θεόν</w:t>
+      </w:r>
+    </w:p>
+    <w:p>
+      <w:pPr>
+        <w:bidi/>
+      </w:pPr>
+      <w:r>
+        <w:rPr>
+          <w:lang w:val="ar_AE" w:bidi="ar_AE"/>
+        </w:rPr>
+      </w:r>
+      <w:r>
+        <w:rPr>
+          <w:b/>
+          <w:lang w:val="ar_AE" w:bidi="ar_AE"/>
+        </w:rPr>
         <w:t>"</w:t>
       </w:r>
       <w:r>
@@ -51441,6 +53209,23 @@
         <w:rPr>
           <w:lang w:val="ar_AE" w:bidi="ar_AE"/>
         </w:rPr>
+      </w:r>
+    </w:p>
+    <w:p>
+      <w:pPr>
+        <w:bidi/>
+      </w:pPr>
+      <w:r>
+        <w:rPr>
+          <w:lang w:val="ar_AE" w:bidi="ar_AE"/>
+        </w:rPr>
+      </w:r>
+      <w:r>
+        <w:rPr>
+          <w:b/>
+          <w:lang w:val="ar_AE" w:bidi="ar_AE"/>
+        </w:rPr>
+        <w:t>ἐν Χριστῷ Ἰησοῦ</w:t>
       </w:r>
     </w:p>
     <w:p>
@@ -51673,6 +53458,23 @@
           <w:b/>
           <w:lang w:val="ar_AE" w:bidi="ar_AE"/>
         </w:rPr>
+        <w:t>ἀδελφοί</w:t>
+      </w:r>
+    </w:p>
+    <w:p>
+      <w:pPr>
+        <w:bidi/>
+      </w:pPr>
+      <w:r>
+        <w:rPr>
+          <w:lang w:val="ar_AE" w:bidi="ar_AE"/>
+        </w:rPr>
+      </w:r>
+      <w:r>
+        <w:rPr>
+          <w:b/>
+          <w:lang w:val="ar_AE" w:bidi="ar_AE"/>
+        </w:rPr>
         <w:t>"</w:t>
       </w:r>
       <w:r>
@@ -51810,6 +53612,23 @@
           <w:b/>
           <w:lang w:val="ar_AE" w:bidi="ar_AE"/>
         </w:rPr>
+        <w:t>ὅσα ἐστὶν ἀληθῆ, ὅσα σεμνά, ὅσα δίκαια, ὅσα ἁγνά, ὅσα προσφιλῆ, ὅσα εὔφημα</w:t>
+      </w:r>
+    </w:p>
+    <w:p>
+      <w:pPr>
+        <w:bidi/>
+      </w:pPr>
+      <w:r>
+        <w:rPr>
+          <w:lang w:val="ar_AE" w:bidi="ar_AE"/>
+        </w:rPr>
+      </w:r>
+      <w:r>
+        <w:rPr>
+          <w:b/>
+          <w:lang w:val="ar_AE" w:bidi="ar_AE"/>
+        </w:rPr>
         <w:t>"</w:t>
       </w:r>
       <w:r>
@@ -51916,6 +53735,23 @@
           <w:b/>
           <w:lang w:val="ar_AE" w:bidi="ar_AE"/>
         </w:rPr>
+        <w:t>ὅσα προσφιλῆ</w:t>
+      </w:r>
+    </w:p>
+    <w:p>
+      <w:pPr>
+        <w:bidi/>
+      </w:pPr>
+      <w:r>
+        <w:rPr>
+          <w:lang w:val="ar_AE" w:bidi="ar_AE"/>
+        </w:rPr>
+      </w:r>
+      <w:r>
+        <w:rPr>
+          <w:b/>
+          <w:lang w:val="ar_AE" w:bidi="ar_AE"/>
+        </w:rPr>
         <w:t>"</w:t>
       </w:r>
       <w:r>
@@ -52000,6 +53836,23 @@
           <w:b/>
           <w:lang w:val="ar_AE" w:bidi="ar_AE"/>
         </w:rPr>
+        <w:t>ὅσα εὔφημα</w:t>
+      </w:r>
+    </w:p>
+    <w:p>
+      <w:pPr>
+        <w:bidi/>
+      </w:pPr>
+      <w:r>
+        <w:rPr>
+          <w:lang w:val="ar_AE" w:bidi="ar_AE"/>
+        </w:rPr>
+      </w:r>
+      <w:r>
+        <w:rPr>
+          <w:b/>
+          <w:lang w:val="ar_AE" w:bidi="ar_AE"/>
+        </w:rPr>
         <w:t>"</w:t>
       </w:r>
       <w:r>
@@ -52084,6 +53937,23 @@
           <w:b/>
           <w:lang w:val="ar_AE" w:bidi="ar_AE"/>
         </w:rPr>
+        <w:t>εἴ τις ἀρετὴ</w:t>
+      </w:r>
+    </w:p>
+    <w:p>
+      <w:pPr>
+        <w:bidi/>
+      </w:pPr>
+      <w:r>
+        <w:rPr>
+          <w:lang w:val="ar_AE" w:bidi="ar_AE"/>
+        </w:rPr>
+      </w:r>
+      <w:r>
+        <w:rPr>
+          <w:b/>
+          <w:lang w:val="ar_AE" w:bidi="ar_AE"/>
+        </w:rPr>
         <w:t>"</w:t>
       </w:r>
       <w:r>
@@ -52168,6 +54038,23 @@
           <w:b/>
           <w:lang w:val="ar_AE" w:bidi="ar_AE"/>
         </w:rPr>
+        <w:t>εἴ τις ἔπαινος</w:t>
+      </w:r>
+    </w:p>
+    <w:p>
+      <w:pPr>
+        <w:bidi/>
+      </w:pPr>
+      <w:r>
+        <w:rPr>
+          <w:lang w:val="ar_AE" w:bidi="ar_AE"/>
+        </w:rPr>
+      </w:r>
+      <w:r>
+        <w:rPr>
+          <w:b/>
+          <w:lang w:val="ar_AE" w:bidi="ar_AE"/>
+        </w:rPr>
         <w:t>"</w:t>
       </w:r>
       <w:r>
@@ -52388,6 +54275,23 @@
           <w:b/>
           <w:lang w:val="ar_AE" w:bidi="ar_AE"/>
         </w:rPr>
+        <w:t>ἃ καὶ ἐμάθετε καὶ παρελάβετε, καὶ ἠκούσατε καὶ εἴδετε, ἐν ἐμοί</w:t>
+      </w:r>
+    </w:p>
+    <w:p>
+      <w:pPr>
+        <w:bidi/>
+      </w:pPr>
+      <w:r>
+        <w:rPr>
+          <w:lang w:val="ar_AE" w:bidi="ar_AE"/>
+        </w:rPr>
+      </w:r>
+      <w:r>
+        <w:rPr>
+          <w:b/>
+          <w:lang w:val="ar_AE" w:bidi="ar_AE"/>
+        </w:rPr>
         <w:t>"</w:t>
       </w:r>
       <w:r>
@@ -52472,6 +54376,23 @@
           <w:b/>
           <w:lang w:val="ar_AE" w:bidi="ar_AE"/>
         </w:rPr>
+        <w:t>ἃ καὶ ἐμάθετε καὶ παρελάβετε</w:t>
+      </w:r>
+    </w:p>
+    <w:p>
+      <w:pPr>
+        <w:bidi/>
+      </w:pPr>
+      <w:r>
+        <w:rPr>
+          <w:lang w:val="ar_AE" w:bidi="ar_AE"/>
+        </w:rPr>
+      </w:r>
+      <w:r>
+        <w:rPr>
+          <w:b/>
+          <w:lang w:val="ar_AE" w:bidi="ar_AE"/>
+        </w:rPr>
         <w:t>"</w:t>
       </w:r>
       <w:r>
@@ -52588,6 +54509,23 @@
         <w:rPr>
           <w:lang w:val="ar_AE" w:bidi="ar_AE"/>
         </w:rPr>
+      </w:r>
+    </w:p>
+    <w:p>
+      <w:pPr>
+        <w:bidi/>
+      </w:pPr>
+      <w:r>
+        <w:rPr>
+          <w:lang w:val="ar_AE" w:bidi="ar_AE"/>
+        </w:rPr>
+      </w:r>
+      <w:r>
+        <w:rPr>
+          <w:b/>
+          <w:lang w:val="ar_AE" w:bidi="ar_AE"/>
+        </w:rPr>
+        <w:t>ταῦτα πράσσετε</w:t>
       </w:r>
     </w:p>
     <w:p>
@@ -53602,6 +55540,23 @@
           <w:b/>
           <w:lang w:val="ar_AE" w:bidi="ar_AE"/>
         </w:rPr>
+        <w:t>οὐχ ὅτι καθ’ ὑστέρησιν λέγω</w:t>
+      </w:r>
+    </w:p>
+    <w:p>
+      <w:pPr>
+        <w:bidi/>
+      </w:pPr>
+      <w:r>
+        <w:rPr>
+          <w:lang w:val="ar_AE" w:bidi="ar_AE"/>
+        </w:rPr>
+      </w:r>
+      <w:r>
+        <w:rPr>
+          <w:b/>
+          <w:lang w:val="ar_AE" w:bidi="ar_AE"/>
+        </w:rPr>
         <w:t>"</w:t>
       </w:r>
       <w:r>
@@ -53686,6 +55641,23 @@
           <w:b/>
           <w:lang w:val="ar_AE" w:bidi="ar_AE"/>
         </w:rPr>
+        <w:t>αὐτάρκης εἶναι</w:t>
+      </w:r>
+    </w:p>
+    <w:p>
+      <w:pPr>
+        <w:bidi/>
+      </w:pPr>
+      <w:r>
+        <w:rPr>
+          <w:lang w:val="ar_AE" w:bidi="ar_AE"/>
+        </w:rPr>
+      </w:r>
+      <w:r>
+        <w:rPr>
+          <w:b/>
+          <w:lang w:val="ar_AE" w:bidi="ar_AE"/>
+        </w:rPr>
         <w:t>"</w:t>
       </w:r>
       <w:r>
@@ -54048,6 +56020,23 @@
           <w:b/>
           <w:lang w:val="ar_AE" w:bidi="ar_AE"/>
         </w:rPr>
+        <w:t>οἶδα καὶ ταπεινοῦσθαι, οἶδα καὶ περισσεύειν &amp; καὶ περισσεύειν καὶ ὑστερεῖσθαι</w:t>
+      </w:r>
+    </w:p>
+    <w:p>
+      <w:pPr>
+        <w:bidi/>
+      </w:pPr>
+      <w:r>
+        <w:rPr>
+          <w:lang w:val="ar_AE" w:bidi="ar_AE"/>
+        </w:rPr>
+      </w:r>
+      <w:r>
+        <w:rPr>
+          <w:b/>
+          <w:lang w:val="ar_AE" w:bidi="ar_AE"/>
+        </w:rPr>
         <w:t>"</w:t>
       </w:r>
       <w:r>
@@ -55138,6 +57127,23 @@
           <w:b/>
           <w:lang w:val="ar_AE" w:bidi="ar_AE"/>
         </w:rPr>
+        <w:t>πάντα ἰσχύω ἐν τῷ ἐνδυναμοῦντί με</w:t>
+      </w:r>
+    </w:p>
+    <w:p>
+      <w:pPr>
+        <w:bidi/>
+      </w:pPr>
+      <w:r>
+        <w:rPr>
+          <w:lang w:val="ar_AE" w:bidi="ar_AE"/>
+        </w:rPr>
+      </w:r>
+      <w:r>
+        <w:rPr>
+          <w:b/>
+          <w:lang w:val="ar_AE" w:bidi="ar_AE"/>
+        </w:rPr>
         <w:t>"</w:t>
       </w:r>
       <w:r>
@@ -55250,6 +57256,23 @@
           <w:b/>
           <w:lang w:val="ar_AE" w:bidi="ar_AE"/>
         </w:rPr>
+        <w:t>πάντα ἰσχύω ἐν τῷ ἐνδυναμοῦντί με</w:t>
+      </w:r>
+    </w:p>
+    <w:p>
+      <w:pPr>
+        <w:bidi/>
+      </w:pPr>
+      <w:r>
+        <w:rPr>
+          <w:lang w:val="ar_AE" w:bidi="ar_AE"/>
+        </w:rPr>
+      </w:r>
+      <w:r>
+        <w:rPr>
+          <w:b/>
+          <w:lang w:val="ar_AE" w:bidi="ar_AE"/>
+        </w:rPr>
         <w:t>"</w:t>
       </w:r>
       <w:r>
@@ -55680,6 +57703,23 @@
           <w:b/>
           <w:lang w:val="ar_AE" w:bidi="ar_AE"/>
         </w:rPr>
+        <w:t>μου τῇ θλίψει</w:t>
+      </w:r>
+    </w:p>
+    <w:p>
+      <w:pPr>
+        <w:bidi/>
+      </w:pPr>
+      <w:r>
+        <w:rPr>
+          <w:lang w:val="ar_AE" w:bidi="ar_AE"/>
+        </w:rPr>
+      </w:r>
+      <w:r>
+        <w:rPr>
+          <w:b/>
+          <w:lang w:val="ar_AE" w:bidi="ar_AE"/>
+        </w:rPr>
         <w:t>"</w:t>
       </w:r>
       <w:r>
@@ -55878,6 +57918,23 @@
         <w:rPr>
           <w:lang w:val="ar_AE" w:bidi="ar_AE"/>
         </w:rPr>
+      </w:r>
+    </w:p>
+    <w:p>
+      <w:pPr>
+        <w:bidi/>
+      </w:pPr>
+      <w:r>
+        <w:rPr>
+          <w:lang w:val="ar_AE" w:bidi="ar_AE"/>
+        </w:rPr>
+      </w:r>
+      <w:r>
+        <w:rPr>
+          <w:b/>
+          <w:lang w:val="ar_AE" w:bidi="ar_AE"/>
+        </w:rPr>
+        <w:t>τοῦ εὐαγγελίου</w:t>
       </w:r>
     </w:p>
     <w:p>
@@ -56027,6 +58084,23 @@
           <w:b/>
           <w:lang w:val="ar_AE" w:bidi="ar_AE"/>
         </w:rPr>
+        <w:t>οὐδεμία μοι ἐκκλησία ἐκοινώνησεν εἰς λόγον δόσεως καὶ λήμψεως, εἰ μὴ ὑμεῖς μόνοι</w:t>
+      </w:r>
+    </w:p>
+    <w:p>
+      <w:pPr>
+        <w:bidi/>
+      </w:pPr>
+      <w:r>
+        <w:rPr>
+          <w:lang w:val="ar_AE" w:bidi="ar_AE"/>
+        </w:rPr>
+      </w:r>
+      <w:r>
+        <w:rPr>
+          <w:b/>
+          <w:lang w:val="ar_AE" w:bidi="ar_AE"/>
+        </w:rPr>
         <w:t>"</w:t>
       </w:r>
       <w:r>
@@ -56387,6 +58461,23 @@
         <w:rPr>
           <w:lang w:val="ar_AE" w:bidi="ar_AE"/>
         </w:rPr>
+      </w:r>
+    </w:p>
+    <w:p>
+      <w:pPr>
+        <w:bidi/>
+      </w:pPr>
+      <w:r>
+        <w:rPr>
+          <w:lang w:val="ar_AE" w:bidi="ar_AE"/>
+        </w:rPr>
+      </w:r>
+      <w:r>
+        <w:rPr>
+          <w:b/>
+          <w:lang w:val="ar_AE" w:bidi="ar_AE"/>
+        </w:rPr>
+        <w:t>ὅτι καὶ ἐν Θεσσαλονίκῃ</w:t>
       </w:r>
     </w:p>
     <w:p>
@@ -57169,6 +59260,23 @@
           <w:b/>
           <w:lang w:val="ar_AE" w:bidi="ar_AE"/>
         </w:rPr>
+        <w:t>πεπλήρωμαι, δεξάμενος παρὰ Ἐπαφροδίτου τὰ παρ’ ὑμῶν</w:t>
+      </w:r>
+    </w:p>
+    <w:p>
+      <w:pPr>
+        <w:bidi/>
+      </w:pPr>
+      <w:r>
+        <w:rPr>
+          <w:lang w:val="ar_AE" w:bidi="ar_AE"/>
+        </w:rPr>
+      </w:r>
+      <w:r>
+        <w:rPr>
+          <w:b/>
+          <w:lang w:val="ar_AE" w:bidi="ar_AE"/>
+        </w:rPr>
         <w:t>"</w:t>
       </w:r>
       <w:r>
@@ -57590,6 +59698,23 @@
           <w:b/>
           <w:lang w:val="ar_AE" w:bidi="ar_AE"/>
         </w:rPr>
+        <w:t>πληρώσει πᾶσαν χρείαν ὑμῶν</w:t>
+      </w:r>
+    </w:p>
+    <w:p>
+      <w:pPr>
+        <w:bidi/>
+      </w:pPr>
+      <w:r>
+        <w:rPr>
+          <w:lang w:val="ar_AE" w:bidi="ar_AE"/>
+        </w:rPr>
+      </w:r>
+      <w:r>
+        <w:rPr>
+          <w:b/>
+          <w:lang w:val="ar_AE" w:bidi="ar_AE"/>
+        </w:rPr>
         <w:t>"</w:t>
       </w:r>
       <w:r>
@@ -57693,6 +59818,23 @@
         <w:rPr>
           <w:lang w:val="ar_AE" w:bidi="ar_AE"/>
         </w:rPr>
+      </w:r>
+    </w:p>
+    <w:p>
+      <w:pPr>
+        <w:bidi/>
+      </w:pPr>
+      <w:r>
+        <w:rPr>
+          <w:lang w:val="ar_AE" w:bidi="ar_AE"/>
+        </w:rPr>
+      </w:r>
+      <w:r>
+        <w:rPr>
+          <w:b/>
+          <w:lang w:val="ar_AE" w:bidi="ar_AE"/>
+        </w:rPr>
+        <w:t>κατὰ τὸ πλοῦτος αὐτοῦ ἐν δόξῃ ἐν Χριστῷ Ἰησοῦ</w:t>
       </w:r>
     </w:p>
     <w:p>
@@ -58399,6 +60541,23 @@
           <w:b/>
           <w:lang w:val="ar_AE" w:bidi="ar_AE"/>
         </w:rPr>
+        <w:t>τῆς Καίσαρος οἰκίας</w:t>
+      </w:r>
+    </w:p>
+    <w:p>
+      <w:pPr>
+        <w:bidi/>
+      </w:pPr>
+      <w:r>
+        <w:rPr>
+          <w:lang w:val="ar_AE" w:bidi="ar_AE"/>
+        </w:rPr>
+      </w:r>
+      <w:r>
+        <w:rPr>
+          <w:b/>
+          <w:lang w:val="ar_AE" w:bidi="ar_AE"/>
+        </w:rPr>
         <w:t>"</w:t>
       </w:r>
       <w:r>
@@ -58518,6 +60677,23 @@
           <w:b/>
           <w:lang w:val="ar_AE" w:bidi="ar_AE"/>
         </w:rPr>
+        <w:t>μετὰ τοῦ πνεύματος ὑμῶν</w:t>
+      </w:r>
+    </w:p>
+    <w:p>
+      <w:pPr>
+        <w:bidi/>
+      </w:pPr>
+      <w:r>
+        <w:rPr>
+          <w:lang w:val="ar_AE" w:bidi="ar_AE"/>
+        </w:rPr>
+      </w:r>
+      <w:r>
+        <w:rPr>
+          <w:b/>
+          <w:lang w:val="ar_AE" w:bidi="ar_AE"/>
+        </w:rPr>
         <w:t>"</w:t>
       </w:r>
       <w:r>
@@ -58621,6 +60797,23 @@
         <w:rPr>
           <w:lang w:val="ar_AE" w:bidi="ar_AE"/>
         </w:rPr>
+      </w:r>
+    </w:p>
+    <w:p>
+      <w:pPr>
+        <w:bidi/>
+      </w:pPr>
+      <w:r>
+        <w:rPr>
+          <w:lang w:val="ar_AE" w:bidi="ar_AE"/>
+        </w:rPr>
+      </w:r>
+      <w:r>
+        <w:rPr>
+          <w:b/>
+          <w:lang w:val="ar_AE" w:bidi="ar_AE"/>
+        </w:rPr>
+        <w:t>ἡ χάρις τοῦ Κυρίου Ἰησοῦ Χριστοῦ μετὰ τοῦ πνεύματος ὑμῶν</w:t>
       </w:r>
     </w:p>
     <w:p>
